--- a/src/src/main/webapp/portal/asset/template/terminated_template_zh.docx
+++ b/src/src/main/webapp/portal/asset/template/terminated_template_zh.docx
@@ -29,12 +29,13 @@
           <w:p>
             <w:pPr>
               <w:pStyle w:val="1"/>
-              <w:ind w:firstLineChars="800" w:firstLine="3520"/>
+              <w:jc w:val="center"/>
             </w:pPr>
             <w:r>
               <w:t>{{</w:t>
             </w:r>
             <w:bookmarkStart w:id="0" w:name="OLE_LINK16"/>
+            <w:proofErr w:type="spellStart"/>
             <w:r>
               <w:rPr>
                 <w:rFonts w:hint="eastAsia"/>
@@ -51,6 +52,7 @@
               <w:t>ame</w:t>
             </w:r>
             <w:bookmarkEnd w:id="0"/>
+            <w:proofErr w:type="spellEnd"/>
             <w:r>
               <w:t>}}</w:t>
             </w:r>
@@ -136,6 +138,7 @@
               <w:t>{{</w:t>
             </w:r>
             <w:bookmarkStart w:id="1" w:name="OLE_LINK15"/>
+            <w:proofErr w:type="spellStart"/>
             <w:r>
               <w:t>asset</w:t>
             </w:r>
@@ -146,6 +149,7 @@
               <w:t>ame</w:t>
             </w:r>
             <w:bookmarkEnd w:id="1"/>
+            <w:proofErr w:type="spellEnd"/>
             <w:r>
               <w:t>}}</w:t>
             </w:r>
@@ -199,6 +203,7 @@
               <w:t>{{</w:t>
             </w:r>
             <w:bookmarkStart w:id="2" w:name="OLE_LINK17"/>
+            <w:proofErr w:type="spellStart"/>
             <w:r>
               <w:t>depart</w:t>
             </w:r>
@@ -209,6 +214,7 @@
               <w:t>um</w:t>
             </w:r>
             <w:bookmarkEnd w:id="2"/>
+            <w:proofErr w:type="spellEnd"/>
             <w:r>
               <w:t>}}</w:t>
             </w:r>
@@ -260,6 +266,7 @@
             <w:r>
               <w:t>{{</w:t>
             </w:r>
+            <w:proofErr w:type="spellStart"/>
             <w:r>
               <w:t>f</w:t>
             </w:r>
@@ -274,6 +281,7 @@
               <w:t>um</w:t>
             </w:r>
             <w:bookmarkEnd w:id="3"/>
+            <w:proofErr w:type="spellEnd"/>
             <w:r>
               <w:t>}}</w:t>
             </w:r>
@@ -333,6 +341,7 @@
               <w:t>{{</w:t>
             </w:r>
             <w:bookmarkStart w:id="4" w:name="OLE_LINK19"/>
+            <w:proofErr w:type="spellStart"/>
             <w:r>
               <w:t>maker</w:t>
             </w:r>
@@ -349,6 +358,7 @@
               <w:t>ame</w:t>
             </w:r>
             <w:bookmarkEnd w:id="4"/>
+            <w:proofErr w:type="spellEnd"/>
             <w:r>
               <w:t>}}</w:t>
             </w:r>
@@ -403,6 +413,7 @@
               <w:t>{{</w:t>
             </w:r>
             <w:bookmarkStart w:id="5" w:name="OLE_LINK20"/>
+            <w:proofErr w:type="spellStart"/>
             <w:r>
               <w:t>function</w:t>
             </w:r>
@@ -413,6 +424,7 @@
               <w:t>ype</w:t>
             </w:r>
             <w:bookmarkEnd w:id="5"/>
+            <w:proofErr w:type="spellEnd"/>
             <w:r>
               <w:t>}}</w:t>
             </w:r>
@@ -462,6 +474,7 @@
             <w:r>
               <w:t>{{</w:t>
             </w:r>
+            <w:proofErr w:type="spellStart"/>
             <w:r>
               <w:t>serial</w:t>
             </w:r>
@@ -471,6 +484,7 @@
             <w:r>
               <w:t>um</w:t>
             </w:r>
+            <w:proofErr w:type="spellEnd"/>
             <w:r>
               <w:t>}}</w:t>
             </w:r>
@@ -542,6 +556,7 @@
               <w:t>{{</w:t>
             </w:r>
             <w:bookmarkStart w:id="6" w:name="OLE_LINK21"/>
+            <w:proofErr w:type="spellStart"/>
             <w:r>
               <w:t>location</w:t>
             </w:r>
@@ -552,6 +567,7 @@
               <w:t>ame</w:t>
             </w:r>
             <w:bookmarkEnd w:id="6"/>
+            <w:proofErr w:type="spellEnd"/>
             <w:r>
               <w:t>}}</w:t>
             </w:r>
@@ -606,6 +622,7 @@
               <w:t>{{</w:t>
             </w:r>
             <w:bookmarkStart w:id="7" w:name="OLE_LINK22"/>
+            <w:proofErr w:type="spellStart"/>
             <w:r>
               <w:t>install</w:t>
             </w:r>
@@ -616,6 +633,7 @@
               <w:t>ate</w:t>
             </w:r>
             <w:bookmarkEnd w:id="7"/>
+            <w:proofErr w:type="spellEnd"/>
             <w:r>
               <w:t>}}</w:t>
             </w:r>
@@ -669,6 +687,7 @@
               <w:t>{{</w:t>
             </w:r>
             <w:bookmarkStart w:id="8" w:name="OLE_LINK23"/>
+            <w:proofErr w:type="spellStart"/>
             <w:r>
               <w:t>salvage</w:t>
             </w:r>
@@ -679,6 +698,7 @@
               <w:t>alue</w:t>
             </w:r>
             <w:bookmarkEnd w:id="8"/>
+            <w:proofErr w:type="spellEnd"/>
             <w:r>
               <w:t>}}</w:t>
             </w:r>
@@ -797,9 +817,11 @@
             <w:r>
               <w:t>{</w:t>
             </w:r>
+            <w:proofErr w:type="spellStart"/>
             <w:r>
               <w:t>used_lifecycle</w:t>
             </w:r>
+            <w:proofErr w:type="spellEnd"/>
             <w:r>
               <w:t>}}</w:t>
             </w:r>
@@ -865,6 +887,7 @@
               <w:t>{{</w:t>
             </w:r>
             <w:bookmarkStart w:id="10" w:name="OLE_LINK24"/>
+            <w:proofErr w:type="spellStart"/>
             <w:r>
               <w:t>purchase</w:t>
             </w:r>
@@ -875,6 +898,7 @@
               <w:t>rice</w:t>
             </w:r>
             <w:bookmarkEnd w:id="10"/>
+            <w:proofErr w:type="spellEnd"/>
             <w:r>
               <w:t>}}</w:t>
             </w:r>
@@ -944,6 +968,7 @@
               <w:t>{{</w:t>
             </w:r>
             <w:bookmarkStart w:id="11" w:name="OLE_LINK25"/>
+            <w:proofErr w:type="spellStart"/>
             <w:r>
               <w:t>clinical</w:t>
             </w:r>
@@ -960,6 +985,7 @@
               <w:t>ame</w:t>
             </w:r>
             <w:bookmarkEnd w:id="11"/>
+            <w:proofErr w:type="spellEnd"/>
             <w:r>
               <w:t>}}</w:t>
             </w:r>
@@ -1013,6 +1039,7 @@
               <w:t>{{</w:t>
             </w:r>
             <w:bookmarkStart w:id="12" w:name="OLE_LINK26"/>
+            <w:proofErr w:type="spellStart"/>
             <w:r>
               <w:t>apply</w:t>
             </w:r>
@@ -1023,6 +1050,7 @@
               <w:t>ame</w:t>
             </w:r>
             <w:bookmarkEnd w:id="12"/>
+            <w:proofErr w:type="spellEnd"/>
             <w:r>
               <w:t>}}</w:t>
             </w:r>
@@ -1088,6 +1116,7 @@
               <w:t>{{</w:t>
             </w:r>
             <w:bookmarkStart w:id="13" w:name="OLE_LINK27"/>
+            <w:proofErr w:type="spellStart"/>
             <w:r>
               <w:t>apply</w:t>
             </w:r>
@@ -1098,6 +1127,7 @@
               <w:t>ate</w:t>
             </w:r>
             <w:bookmarkEnd w:id="13"/>
+            <w:proofErr w:type="spellEnd"/>
             <w:r>
               <w:t>}}</w:t>
             </w:r>
@@ -1162,10 +1192,12 @@
               <w:t>{{</w:t>
             </w:r>
             <w:bookmarkStart w:id="14" w:name="OLE_LINK28"/>
+            <w:proofErr w:type="spellStart"/>
             <w:r>
               <w:t>applyResone</w:t>
             </w:r>
             <w:bookmarkEnd w:id="14"/>
+            <w:proofErr w:type="spellEnd"/>
             <w:r>
               <w:t>}}</w:t>
             </w:r>
@@ -1254,10 +1286,12 @@
               <w:t>{{</w:t>
             </w:r>
             <w:bookmarkStart w:id="15" w:name="OLE_LINK29"/>
+            <w:proofErr w:type="spellStart"/>
             <w:r>
               <w:t>approvalResone</w:t>
             </w:r>
             <w:bookmarkEnd w:id="15"/>
+            <w:proofErr w:type="spellEnd"/>
             <w:r>
               <w:t>}}</w:t>
             </w:r>
@@ -1339,33 +1373,50 @@
                 <w:rFonts w:ascii="Arial Nova Cond Light" w:hAnsi="Arial Nova Cond Light"/>
                 <w:b/>
                 <w:bCs/>
-                <w:sz w:val="28"/>
-                <w:szCs w:val="28"/>
-              </w:rPr>
-            </w:pPr>
-            <w:r>
+                <w:color w:val="FFFFFF" w:themeColor="background1"/>
+                <w:sz w:val="28"/>
+                <w:szCs w:val="28"/>
+              </w:rPr>
+            </w:pPr>
+            <w:r>
+              <w:rPr>
+                <w:color w:val="FFFFFF" w:themeColor="background1"/>
+              </w:rPr>
               <w:t>{{</w:t>
             </w:r>
             <w:bookmarkStart w:id="16" w:name="OLE_LINK1"/>
             <w:bookmarkStart w:id="17" w:name="OLE_LINK30"/>
             <w:r>
+              <w:rPr>
+                <w:color w:val="FFFFFF" w:themeColor="background1"/>
+              </w:rPr>
               <w:t>@</w:t>
             </w:r>
             <w:bookmarkEnd w:id="16"/>
             <w:r>
+              <w:rPr>
+                <w:color w:val="FFFFFF" w:themeColor="background1"/>
+              </w:rPr>
               <w:t>approva</w:t>
             </w:r>
             <w:r>
               <w:rPr>
                 <w:rFonts w:hint="eastAsia"/>
+                <w:color w:val="FFFFFF" w:themeColor="background1"/>
               </w:rPr>
               <w:t>A</w:t>
             </w:r>
             <w:r>
+              <w:rPr>
+                <w:color w:val="FFFFFF" w:themeColor="background1"/>
+              </w:rPr>
               <w:t>auditSignature</w:t>
             </w:r>
             <w:bookmarkEnd w:id="17"/>
             <w:r>
+              <w:rPr>
+                <w:color w:val="FFFFFF" w:themeColor="background1"/>
+              </w:rPr>
               <w:t>}}</w:t>
             </w:r>
           </w:p>
@@ -1412,38 +1463,68 @@
           <w:p>
             <w:pPr>
               <w:jc w:val="center"/>
-            </w:pPr>
-            <w:r>
+              <w:rPr>
+                <w:color w:val="FFFFFF" w:themeColor="background1"/>
+              </w:rPr>
+            </w:pPr>
+            <w:r>
+              <w:rPr>
+                <w:color w:val="FFFFFF" w:themeColor="background1"/>
+              </w:rPr>
               <w:t>{{</w:t>
             </w:r>
             <w:bookmarkStart w:id="18" w:name="OLE_LINK31"/>
             <w:r>
+              <w:rPr>
+                <w:color w:val="FFFFFF" w:themeColor="background1"/>
+              </w:rPr>
               <w:t>@</w:t>
             </w:r>
             <w:r>
+              <w:rPr>
+                <w:color w:val="FFFFFF" w:themeColor="background1"/>
+              </w:rPr>
               <w:t>approvaAauditSignature1</w:t>
             </w:r>
             <w:bookmarkEnd w:id="18"/>
             <w:r>
+              <w:rPr>
+                <w:color w:val="FFFFFF" w:themeColor="background1"/>
+              </w:rPr>
               <w:t>}}</w:t>
             </w:r>
           </w:p>
           <w:p>
             <w:pPr>
               <w:jc w:val="center"/>
-            </w:pPr>
-            <w:r>
+              <w:rPr>
+                <w:color w:val="FFFFFF" w:themeColor="background1"/>
+              </w:rPr>
+            </w:pPr>
+            <w:r>
+              <w:rPr>
+                <w:color w:val="FFFFFF" w:themeColor="background1"/>
+              </w:rPr>
               <w:t>{{</w:t>
             </w:r>
             <w:bookmarkStart w:id="19" w:name="OLE_LINK32"/>
             <w:r>
+              <w:rPr>
+                <w:color w:val="FFFFFF" w:themeColor="background1"/>
+              </w:rPr>
               <w:t>@</w:t>
             </w:r>
             <w:r>
+              <w:rPr>
+                <w:color w:val="FFFFFF" w:themeColor="background1"/>
+              </w:rPr>
               <w:t>approvaAauditSignature2</w:t>
             </w:r>
             <w:bookmarkEnd w:id="19"/>
             <w:r>
+              <w:rPr>
+                <w:color w:val="FFFFFF" w:themeColor="background1"/>
+              </w:rPr>
               <w:t>}}</w:t>
             </w:r>
           </w:p>
@@ -1452,17 +1533,29 @@
               <w:jc w:val="center"/>
             </w:pPr>
             <w:r>
+              <w:rPr>
+                <w:color w:val="FFFFFF" w:themeColor="background1"/>
+              </w:rPr>
               <w:t>{{</w:t>
             </w:r>
             <w:bookmarkStart w:id="20" w:name="OLE_LINK33"/>
             <w:r>
+              <w:rPr>
+                <w:color w:val="FFFFFF" w:themeColor="background1"/>
+              </w:rPr>
               <w:t>@</w:t>
             </w:r>
             <w:r>
+              <w:rPr>
+                <w:color w:val="FFFFFF" w:themeColor="background1"/>
+              </w:rPr>
               <w:t>approvaAauditSignature3</w:t>
             </w:r>
             <w:bookmarkEnd w:id="20"/>
             <w:r>
+              <w:rPr>
+                <w:color w:val="FFFFFF" w:themeColor="background1"/>
+              </w:rPr>
               <w:t>}}</w:t>
             </w:r>
           </w:p>

--- a/src/src/main/webapp/portal/asset/template/terminated_template_zh.docx
+++ b/src/src/main/webapp/portal/asset/template/terminated_template_zh.docx
@@ -5,25 +5,25 @@
     <w:tbl>
       <w:tblPr>
         <w:tblStyle w:val="a3"/>
-        <w:tblpPr w:leftFromText="180" w:rightFromText="180" w:horzAnchor="margin" w:tblpY="600"/>
-        <w:tblW w:w="0" w:type="auto"/>
+        <w:tblpPr w:leftFromText="180" w:rightFromText="180" w:vertAnchor="page" w:horzAnchor="margin" w:tblpY="1686"/>
+        <w:tblW w:w="9762" w:type="dxa"/>
         <w:tblLook w:val="04A0" w:firstRow="1" w:lastRow="0" w:firstColumn="1" w:lastColumn="0" w:noHBand="0" w:noVBand="1"/>
       </w:tblPr>
       <w:tblGrid>
-        <w:gridCol w:w="1319"/>
-        <w:gridCol w:w="2254"/>
-        <w:gridCol w:w="1218"/>
-        <w:gridCol w:w="1753"/>
-        <w:gridCol w:w="1167"/>
-        <w:gridCol w:w="1865"/>
+        <w:gridCol w:w="1343"/>
+        <w:gridCol w:w="2296"/>
+        <w:gridCol w:w="1240"/>
+        <w:gridCol w:w="1786"/>
+        <w:gridCol w:w="1188"/>
+        <w:gridCol w:w="1909"/>
       </w:tblGrid>
       <w:tr>
         <w:trPr>
-          <w:trHeight w:val="1691"/>
+          <w:trHeight w:val="1951"/>
         </w:trPr>
         <w:tc>
           <w:tcPr>
-            <w:tcW w:w="9558" w:type="dxa"/>
+            <w:tcW w:w="9762" w:type="dxa"/>
             <w:gridSpan w:val="6"/>
           </w:tcPr>
           <w:p>
@@ -61,26 +61,19 @@
       </w:tr>
       <w:tr>
         <w:trPr>
-          <w:trHeight w:val="887"/>
+          <w:trHeight w:val="1135"/>
         </w:trPr>
         <w:tc>
           <w:tcPr>
-            <w:tcW w:w="9558" w:type="dxa"/>
+            <w:tcW w:w="9762" w:type="dxa"/>
             <w:gridSpan w:val="6"/>
           </w:tcPr>
           <w:p>
             <w:pPr>
-              <w:jc w:val="center"/>
-            </w:pPr>
-            <w:r>
-              <w:rPr>
-                <w:rFonts w:ascii="Microsoft YaHei" w:eastAsia="Microsoft YaHei" w:hAnsi="Microsoft YaHei" w:cs="Microsoft YaHei"/>
-                <w:b/>
-                <w:bCs/>
-                <w:color w:val="000000"/>
-                <w:sz w:val="44"/>
-                <w:szCs w:val="44"/>
-              </w:rPr>
+              <w:pStyle w:val="2"/>
+              <w:jc w:val="center"/>
+            </w:pPr>
+            <w:r>
               <w:t>固定资产报废单</w:t>
             </w:r>
           </w:p>
@@ -88,11 +81,11 @@
       </w:tr>
       <w:tr>
         <w:trPr>
-          <w:trHeight w:val="939"/>
+          <w:trHeight w:val="1083"/>
         </w:trPr>
         <w:tc>
           <w:tcPr>
-            <w:tcW w:w="1593" w:type="dxa"/>
+            <w:tcW w:w="1343" w:type="dxa"/>
             <w:vAlign w:val="center"/>
           </w:tcPr>
           <w:p>
@@ -120,7 +113,7 @@
         </w:tc>
         <w:tc>
           <w:tcPr>
-            <w:tcW w:w="1593" w:type="dxa"/>
+            <w:tcW w:w="2296" w:type="dxa"/>
             <w:vAlign w:val="center"/>
           </w:tcPr>
           <w:p>
@@ -140,13 +133,7 @@
             <w:bookmarkStart w:id="1" w:name="OLE_LINK15"/>
             <w:proofErr w:type="spellStart"/>
             <w:r>
-              <w:t>asset</w:t>
-            </w:r>
-            <w:r>
-              <w:t>_n</w:t>
-            </w:r>
-            <w:r>
-              <w:t>ame</w:t>
+              <w:t>asset_name</w:t>
             </w:r>
             <w:bookmarkEnd w:id="1"/>
             <w:proofErr w:type="spellEnd"/>
@@ -157,7 +144,7 @@
         </w:tc>
         <w:tc>
           <w:tcPr>
-            <w:tcW w:w="1458" w:type="dxa"/>
+            <w:tcW w:w="1240" w:type="dxa"/>
             <w:vAlign w:val="center"/>
           </w:tcPr>
           <w:p>
@@ -185,7 +172,7 @@
         </w:tc>
         <w:tc>
           <w:tcPr>
-            <w:tcW w:w="1728" w:type="dxa"/>
+            <w:tcW w:w="1786" w:type="dxa"/>
             <w:vAlign w:val="center"/>
           </w:tcPr>
           <w:p>
@@ -222,7 +209,7 @@
         </w:tc>
         <w:tc>
           <w:tcPr>
-            <w:tcW w:w="1391" w:type="dxa"/>
+            <w:tcW w:w="1188" w:type="dxa"/>
             <w:vAlign w:val="center"/>
           </w:tcPr>
           <w:p>
@@ -250,7 +237,7 @@
         </w:tc>
         <w:tc>
           <w:tcPr>
-            <w:tcW w:w="1795" w:type="dxa"/>
+            <w:tcW w:w="1907" w:type="dxa"/>
             <w:vAlign w:val="center"/>
           </w:tcPr>
           <w:p>
@@ -290,11 +277,11 @@
       </w:tr>
       <w:tr>
         <w:trPr>
-          <w:trHeight w:val="887"/>
+          <w:trHeight w:val="1022"/>
         </w:trPr>
         <w:tc>
           <w:tcPr>
-            <w:tcW w:w="1593" w:type="dxa"/>
+            <w:tcW w:w="1343" w:type="dxa"/>
             <w:vAlign w:val="center"/>
           </w:tcPr>
           <w:p>
@@ -323,7 +310,7 @@
         </w:tc>
         <w:tc>
           <w:tcPr>
-            <w:tcW w:w="1593" w:type="dxa"/>
+            <w:tcW w:w="2296" w:type="dxa"/>
             <w:vAlign w:val="center"/>
           </w:tcPr>
           <w:p>
@@ -366,7 +353,7 @@
         </w:tc>
         <w:tc>
           <w:tcPr>
-            <w:tcW w:w="1458" w:type="dxa"/>
+            <w:tcW w:w="1240" w:type="dxa"/>
             <w:vAlign w:val="center"/>
           </w:tcPr>
           <w:p>
@@ -395,7 +382,7 @@
         </w:tc>
         <w:tc>
           <w:tcPr>
-            <w:tcW w:w="1728" w:type="dxa"/>
+            <w:tcW w:w="1786" w:type="dxa"/>
             <w:vAlign w:val="center"/>
           </w:tcPr>
           <w:p>
@@ -432,7 +419,7 @@
         </w:tc>
         <w:tc>
           <w:tcPr>
-            <w:tcW w:w="1391" w:type="dxa"/>
+            <w:tcW w:w="1188" w:type="dxa"/>
             <w:vAlign w:val="center"/>
           </w:tcPr>
           <w:p>
@@ -460,7 +447,7 @@
         </w:tc>
         <w:tc>
           <w:tcPr>
-            <w:tcW w:w="1795" w:type="dxa"/>
+            <w:tcW w:w="1907" w:type="dxa"/>
           </w:tcPr>
           <w:p>
             <w:pPr>
@@ -505,11 +492,11 @@
       </w:tr>
       <w:tr>
         <w:trPr>
-          <w:trHeight w:val="939"/>
+          <w:trHeight w:val="1083"/>
         </w:trPr>
         <w:tc>
           <w:tcPr>
-            <w:tcW w:w="1593" w:type="dxa"/>
+            <w:tcW w:w="1343" w:type="dxa"/>
             <w:vAlign w:val="center"/>
           </w:tcPr>
           <w:p>
@@ -538,7 +525,7 @@
         </w:tc>
         <w:tc>
           <w:tcPr>
-            <w:tcW w:w="1593" w:type="dxa"/>
+            <w:tcW w:w="2296" w:type="dxa"/>
             <w:vAlign w:val="center"/>
           </w:tcPr>
           <w:p>
@@ -575,7 +562,7 @@
         </w:tc>
         <w:tc>
           <w:tcPr>
-            <w:tcW w:w="1458" w:type="dxa"/>
+            <w:tcW w:w="1240" w:type="dxa"/>
             <w:vAlign w:val="center"/>
           </w:tcPr>
           <w:p>
@@ -604,7 +591,7 @@
         </w:tc>
         <w:tc>
           <w:tcPr>
-            <w:tcW w:w="1728" w:type="dxa"/>
+            <w:tcW w:w="1786" w:type="dxa"/>
             <w:vAlign w:val="center"/>
           </w:tcPr>
           <w:p>
@@ -641,7 +628,7 @@
         </w:tc>
         <w:tc>
           <w:tcPr>
-            <w:tcW w:w="1391" w:type="dxa"/>
+            <w:tcW w:w="1188" w:type="dxa"/>
             <w:vAlign w:val="center"/>
           </w:tcPr>
           <w:p>
@@ -670,7 +657,7 @@
         </w:tc>
         <w:tc>
           <w:tcPr>
-            <w:tcW w:w="1795" w:type="dxa"/>
+            <w:tcW w:w="1907" w:type="dxa"/>
           </w:tcPr>
           <w:p/>
           <w:p>
@@ -707,11 +694,11 @@
       </w:tr>
       <w:tr>
         <w:trPr>
-          <w:trHeight w:val="887"/>
+          <w:trHeight w:val="1022"/>
         </w:trPr>
         <w:tc>
           <w:tcPr>
-            <w:tcW w:w="1593" w:type="dxa"/>
+            <w:tcW w:w="1343" w:type="dxa"/>
             <w:vAlign w:val="center"/>
           </w:tcPr>
           <w:p>
@@ -739,7 +726,7 @@
         </w:tc>
         <w:tc>
           <w:tcPr>
-            <w:tcW w:w="1593" w:type="dxa"/>
+            <w:tcW w:w="2296" w:type="dxa"/>
             <w:vAlign w:val="center"/>
           </w:tcPr>
           <w:p>
@@ -768,7 +755,7 @@
         </w:tc>
         <w:tc>
           <w:tcPr>
-            <w:tcW w:w="1458" w:type="dxa"/>
+            <w:tcW w:w="1240" w:type="dxa"/>
             <w:vAlign w:val="center"/>
           </w:tcPr>
           <w:p>
@@ -797,25 +784,22 @@
         </w:tc>
         <w:tc>
           <w:tcPr>
-            <w:tcW w:w="1728" w:type="dxa"/>
-            <w:vAlign w:val="center"/>
-          </w:tcPr>
-          <w:p>
-            <w:pPr>
-              <w:jc w:val="center"/>
-              <w:rPr>
-                <w:rFonts w:ascii="Arial Nova Cond Light" w:hAnsi="Arial Nova Cond Light"/>
-                <w:b/>
-                <w:bCs/>
-                <w:sz w:val="28"/>
-                <w:szCs w:val="28"/>
-              </w:rPr>
-            </w:pPr>
-            <w:r>
-              <w:t>{</w:t>
-            </w:r>
-            <w:r>
-              <w:t>{</w:t>
+            <w:tcW w:w="1786" w:type="dxa"/>
+            <w:vAlign w:val="center"/>
+          </w:tcPr>
+          <w:p>
+            <w:pPr>
+              <w:jc w:val="center"/>
+              <w:rPr>
+                <w:rFonts w:ascii="Arial Nova Cond Light" w:hAnsi="Arial Nova Cond Light"/>
+                <w:b/>
+                <w:bCs/>
+                <w:sz w:val="28"/>
+                <w:szCs w:val="28"/>
+              </w:rPr>
+            </w:pPr>
+            <w:r>
+              <w:t>{{</w:t>
             </w:r>
             <w:proofErr w:type="spellStart"/>
             <w:r>
@@ -829,7 +813,7 @@
         </w:tc>
         <w:tc>
           <w:tcPr>
-            <w:tcW w:w="1391" w:type="dxa"/>
+            <w:tcW w:w="1188" w:type="dxa"/>
             <w:vAlign w:val="center"/>
           </w:tcPr>
           <w:p>
@@ -858,7 +842,7 @@
         </w:tc>
         <w:tc>
           <w:tcPr>
-            <w:tcW w:w="1795" w:type="dxa"/>
+            <w:tcW w:w="1907" w:type="dxa"/>
           </w:tcPr>
           <w:p>
             <w:pPr>
@@ -907,11 +891,11 @@
       </w:tr>
       <w:tr>
         <w:trPr>
-          <w:trHeight w:val="939"/>
+          <w:trHeight w:val="1083"/>
         </w:trPr>
         <w:tc>
           <w:tcPr>
-            <w:tcW w:w="1593" w:type="dxa"/>
+            <w:tcW w:w="1343" w:type="dxa"/>
             <w:vAlign w:val="center"/>
           </w:tcPr>
           <w:p>
@@ -939,7 +923,7 @@
         </w:tc>
         <w:tc>
           <w:tcPr>
-            <w:tcW w:w="1593" w:type="dxa"/>
+            <w:tcW w:w="2296" w:type="dxa"/>
           </w:tcPr>
           <w:p>
             <w:pPr>
@@ -993,7 +977,7 @@
         </w:tc>
         <w:tc>
           <w:tcPr>
-            <w:tcW w:w="1458" w:type="dxa"/>
+            <w:tcW w:w="1240" w:type="dxa"/>
             <w:vAlign w:val="center"/>
           </w:tcPr>
           <w:p>
@@ -1021,7 +1005,7 @@
         </w:tc>
         <w:tc>
           <w:tcPr>
-            <w:tcW w:w="1728" w:type="dxa"/>
+            <w:tcW w:w="1786" w:type="dxa"/>
             <w:vAlign w:val="center"/>
           </w:tcPr>
           <w:p>
@@ -1041,13 +1025,7 @@
             <w:bookmarkStart w:id="12" w:name="OLE_LINK26"/>
             <w:proofErr w:type="spellStart"/>
             <w:r>
-              <w:t>apply</w:t>
-            </w:r>
-            <w:r>
-              <w:t>_n</w:t>
-            </w:r>
-            <w:r>
-              <w:t>ame</w:t>
+              <w:t>apply_name</w:t>
             </w:r>
             <w:bookmarkEnd w:id="12"/>
             <w:proofErr w:type="spellEnd"/>
@@ -1058,7 +1036,7 @@
         </w:tc>
         <w:tc>
           <w:tcPr>
-            <w:tcW w:w="1391" w:type="dxa"/>
+            <w:tcW w:w="1188" w:type="dxa"/>
             <w:vAlign w:val="center"/>
           </w:tcPr>
           <w:p>
@@ -1087,7 +1065,7 @@
         </w:tc>
         <w:tc>
           <w:tcPr>
-            <w:tcW w:w="1795" w:type="dxa"/>
+            <w:tcW w:w="1907" w:type="dxa"/>
           </w:tcPr>
           <w:p>
             <w:pPr>
@@ -1118,13 +1096,7 @@
             <w:bookmarkStart w:id="13" w:name="OLE_LINK27"/>
             <w:proofErr w:type="spellStart"/>
             <w:r>
-              <w:t>apply</w:t>
-            </w:r>
-            <w:r>
-              <w:t>_d</w:t>
-            </w:r>
-            <w:r>
-              <w:t>ate</w:t>
+              <w:t>apply_date</w:t>
             </w:r>
             <w:bookmarkEnd w:id="13"/>
             <w:proofErr w:type="spellEnd"/>
@@ -1136,11 +1108,11 @@
       </w:tr>
       <w:tr>
         <w:trPr>
-          <w:trHeight w:val="939"/>
+          <w:trHeight w:val="1083"/>
         </w:trPr>
         <w:tc>
           <w:tcPr>
-            <w:tcW w:w="1593" w:type="dxa"/>
+            <w:tcW w:w="1343" w:type="dxa"/>
             <w:vAlign w:val="center"/>
           </w:tcPr>
           <w:p>
@@ -1169,7 +1141,7 @@
         </w:tc>
         <w:tc>
           <w:tcPr>
-            <w:tcW w:w="7965" w:type="dxa"/>
+            <w:tcW w:w="8419" w:type="dxa"/>
             <w:gridSpan w:val="5"/>
           </w:tcPr>
           <w:p>
@@ -1206,11 +1178,11 @@
       </w:tr>
       <w:tr>
         <w:trPr>
-          <w:trHeight w:val="887"/>
+          <w:trHeight w:val="1022"/>
         </w:trPr>
         <w:tc>
           <w:tcPr>
-            <w:tcW w:w="1593" w:type="dxa"/>
+            <w:tcW w:w="1343" w:type="dxa"/>
             <w:vAlign w:val="center"/>
           </w:tcPr>
           <w:p>
@@ -1263,7 +1235,7 @@
         </w:tc>
         <w:tc>
           <w:tcPr>
-            <w:tcW w:w="7965" w:type="dxa"/>
+            <w:tcW w:w="8419" w:type="dxa"/>
             <w:gridSpan w:val="5"/>
           </w:tcPr>
           <w:p>
@@ -1300,11 +1272,11 @@
       </w:tr>
       <w:tr>
         <w:trPr>
-          <w:trHeight w:val="887"/>
+          <w:trHeight w:val="1022"/>
         </w:trPr>
         <w:tc>
           <w:tcPr>
-            <w:tcW w:w="1593" w:type="dxa"/>
+            <w:tcW w:w="1343" w:type="dxa"/>
             <w:vAlign w:val="center"/>
           </w:tcPr>
           <w:p>
@@ -1358,7 +1330,7 @@
         </w:tc>
         <w:tc>
           <w:tcPr>
-            <w:tcW w:w="7965" w:type="dxa"/>
+            <w:tcW w:w="8419" w:type="dxa"/>
             <w:gridSpan w:val="5"/>
           </w:tcPr>
           <w:p>
@@ -1373,14 +1345,14 @@
                 <w:rFonts w:ascii="Arial Nova Cond Light" w:hAnsi="Arial Nova Cond Light"/>
                 <w:b/>
                 <w:bCs/>
-                <w:color w:val="FFFFFF" w:themeColor="background1"/>
-                <w:sz w:val="28"/>
-                <w:szCs w:val="28"/>
-              </w:rPr>
-            </w:pPr>
-            <w:r>
-              <w:rPr>
-                <w:color w:val="FFFFFF" w:themeColor="background1"/>
+                <w:color w:val="000000" w:themeColor="text1"/>
+                <w:sz w:val="28"/>
+                <w:szCs w:val="28"/>
+              </w:rPr>
+            </w:pPr>
+            <w:r>
+              <w:rPr>
+                <w:color w:val="000000" w:themeColor="text1"/>
               </w:rPr>
               <w:t>{{</w:t>
             </w:r>
@@ -1388,34 +1360,34 @@
             <w:bookmarkStart w:id="17" w:name="OLE_LINK30"/>
             <w:r>
               <w:rPr>
-                <w:color w:val="FFFFFF" w:themeColor="background1"/>
+                <w:color w:val="000000" w:themeColor="text1"/>
               </w:rPr>
               <w:t>@</w:t>
             </w:r>
             <w:bookmarkEnd w:id="16"/>
             <w:r>
               <w:rPr>
-                <w:color w:val="FFFFFF" w:themeColor="background1"/>
+                <w:color w:val="000000" w:themeColor="text1"/>
               </w:rPr>
               <w:t>approva</w:t>
             </w:r>
             <w:r>
               <w:rPr>
                 <w:rFonts w:hint="eastAsia"/>
-                <w:color w:val="FFFFFF" w:themeColor="background1"/>
+                <w:color w:val="000000" w:themeColor="text1"/>
               </w:rPr>
               <w:t>A</w:t>
             </w:r>
             <w:r>
               <w:rPr>
-                <w:color w:val="FFFFFF" w:themeColor="background1"/>
+                <w:color w:val="000000" w:themeColor="text1"/>
               </w:rPr>
               <w:t>auditSignature</w:t>
             </w:r>
             <w:bookmarkEnd w:id="17"/>
             <w:r>
               <w:rPr>
-                <w:color w:val="FFFFFF" w:themeColor="background1"/>
+                <w:color w:val="000000" w:themeColor="text1"/>
               </w:rPr>
               <w:t>}}</w:t>
             </w:r>
@@ -1424,11 +1396,11 @@
       </w:tr>
       <w:tr>
         <w:trPr>
-          <w:trHeight w:val="887"/>
+          <w:trHeight w:val="1022"/>
         </w:trPr>
         <w:tc>
           <w:tcPr>
-            <w:tcW w:w="1593" w:type="dxa"/>
+            <w:tcW w:w="1343" w:type="dxa"/>
             <w:vAlign w:val="center"/>
           </w:tcPr>
           <w:p>
@@ -1457,39 +1429,41 @@
         </w:tc>
         <w:tc>
           <w:tcPr>
-            <w:tcW w:w="7965" w:type="dxa"/>
+            <w:tcW w:w="8419" w:type="dxa"/>
             <w:gridSpan w:val="5"/>
           </w:tcPr>
           <w:p>
             <w:pPr>
               <w:jc w:val="center"/>
               <w:rPr>
-                <w:color w:val="FFFFFF" w:themeColor="background1"/>
-              </w:rPr>
-            </w:pPr>
-            <w:r>
-              <w:rPr>
-                <w:color w:val="FFFFFF" w:themeColor="background1"/>
+                <w:color w:val="000000" w:themeColor="text1"/>
+              </w:rPr>
+            </w:pPr>
+          </w:p>
+          <w:p>
+            <w:pPr>
+              <w:jc w:val="center"/>
+              <w:rPr>
+                <w:color w:val="000000" w:themeColor="text1"/>
+              </w:rPr>
+            </w:pPr>
+            <w:r>
+              <w:rPr>
+                <w:color w:val="000000" w:themeColor="text1"/>
               </w:rPr>
               <w:t>{{</w:t>
             </w:r>
             <w:bookmarkStart w:id="18" w:name="OLE_LINK31"/>
             <w:r>
               <w:rPr>
-                <w:color w:val="FFFFFF" w:themeColor="background1"/>
-              </w:rPr>
-              <w:t>@</w:t>
-            </w:r>
-            <w:r>
-              <w:rPr>
-                <w:color w:val="FFFFFF" w:themeColor="background1"/>
-              </w:rPr>
-              <w:t>approvaAauditSignature1</w:t>
+                <w:color w:val="000000" w:themeColor="text1"/>
+              </w:rPr>
+              <w:t>@approvaAauditSignature1</w:t>
             </w:r>
             <w:bookmarkEnd w:id="18"/>
             <w:r>
               <w:rPr>
-                <w:color w:val="FFFFFF" w:themeColor="background1"/>
+                <w:color w:val="000000" w:themeColor="text1"/>
               </w:rPr>
               <w:t>}}</w:t>
             </w:r>
@@ -1498,32 +1472,34 @@
             <w:pPr>
               <w:jc w:val="center"/>
               <w:rPr>
-                <w:color w:val="FFFFFF" w:themeColor="background1"/>
-              </w:rPr>
-            </w:pPr>
-            <w:r>
-              <w:rPr>
-                <w:color w:val="FFFFFF" w:themeColor="background1"/>
+                <w:color w:val="000000" w:themeColor="text1"/>
+              </w:rPr>
+            </w:pPr>
+          </w:p>
+          <w:p>
+            <w:pPr>
+              <w:jc w:val="center"/>
+              <w:rPr>
+                <w:color w:val="000000" w:themeColor="text1"/>
+              </w:rPr>
+            </w:pPr>
+            <w:r>
+              <w:rPr>
+                <w:color w:val="000000" w:themeColor="text1"/>
               </w:rPr>
               <w:t>{{</w:t>
             </w:r>
             <w:bookmarkStart w:id="19" w:name="OLE_LINK32"/>
             <w:r>
               <w:rPr>
-                <w:color w:val="FFFFFF" w:themeColor="background1"/>
-              </w:rPr>
-              <w:t>@</w:t>
-            </w:r>
-            <w:r>
-              <w:rPr>
-                <w:color w:val="FFFFFF" w:themeColor="background1"/>
-              </w:rPr>
-              <w:t>approvaAauditSignature2</w:t>
+                <w:color w:val="000000" w:themeColor="text1"/>
+              </w:rPr>
+              <w:t>@approvaAauditSignature2</w:t>
             </w:r>
             <w:bookmarkEnd w:id="19"/>
             <w:r>
               <w:rPr>
-                <w:color w:val="FFFFFF" w:themeColor="background1"/>
+                <w:color w:val="000000" w:themeColor="text1"/>
               </w:rPr>
               <w:t>}}</w:t>
             </w:r>
@@ -1531,30 +1507,35 @@
           <w:p>
             <w:pPr>
               <w:jc w:val="center"/>
-            </w:pPr>
-            <w:r>
-              <w:rPr>
-                <w:color w:val="FFFFFF" w:themeColor="background1"/>
+              <w:rPr>
+                <w:color w:val="000000" w:themeColor="text1"/>
+              </w:rPr>
+            </w:pPr>
+          </w:p>
+          <w:p>
+            <w:pPr>
+              <w:jc w:val="center"/>
+              <w:rPr>
+                <w:color w:val="000000" w:themeColor="text1"/>
+              </w:rPr>
+            </w:pPr>
+            <w:r>
+              <w:rPr>
+                <w:color w:val="000000" w:themeColor="text1"/>
               </w:rPr>
               <w:t>{{</w:t>
             </w:r>
             <w:bookmarkStart w:id="20" w:name="OLE_LINK33"/>
             <w:r>
               <w:rPr>
-                <w:color w:val="FFFFFF" w:themeColor="background1"/>
-              </w:rPr>
-              <w:t>@</w:t>
-            </w:r>
-            <w:r>
-              <w:rPr>
-                <w:color w:val="FFFFFF" w:themeColor="background1"/>
-              </w:rPr>
-              <w:t>approvaAauditSignature3</w:t>
+                <w:color w:val="000000" w:themeColor="text1"/>
+              </w:rPr>
+              <w:t>@approvaAauditSignature3</w:t>
             </w:r>
             <w:bookmarkEnd w:id="20"/>
             <w:r>
               <w:rPr>
-                <w:color w:val="FFFFFF" w:themeColor="background1"/>
+                <w:color w:val="000000" w:themeColor="text1"/>
               </w:rPr>
               <w:t>}}</w:t>
             </w:r>
@@ -1565,26 +1546,9 @@
     <w:p>
       <w:pPr>
         <w:jc w:val="center"/>
-      </w:pPr>
-    </w:p>
-    <w:p>
-      <w:pPr>
-        <w:jc w:val="center"/>
-      </w:pPr>
-    </w:p>
-    <w:p>
-      <w:pPr>
-        <w:jc w:val="center"/>
-      </w:pPr>
-    </w:p>
-    <w:p>
-      <w:pPr>
-        <w:jc w:val="center"/>
-      </w:pPr>
-    </w:p>
-    <w:p>
-      <w:pPr>
-        <w:jc w:val="center"/>
+        <w:rPr>
+          <w:color w:val="000000" w:themeColor="text1"/>
+        </w:rPr>
       </w:pPr>
     </w:p>
     <w:p/>
@@ -2069,6 +2033,29 @@
       <w:szCs w:val="44"/>
     </w:rPr>
   </w:style>
+  <w:style w:type="paragraph" w:styleId="2">
+    <w:name w:val="heading 2"/>
+    <w:basedOn w:val="a"/>
+    <w:next w:val="a"/>
+    <w:link w:val="20"/>
+    <w:uiPriority w:val="9"/>
+    <w:unhideWhenUsed/>
+    <w:qFormat/>
+    <w:rsid w:val="006F475E"/>
+    <w:pPr>
+      <w:keepNext/>
+      <w:keepLines/>
+      <w:spacing w:before="260" w:after="260" w:line="416" w:lineRule="auto"/>
+      <w:outlineLvl w:val="1"/>
+    </w:pPr>
+    <w:rPr>
+      <w:rFonts w:asciiTheme="majorHAnsi" w:eastAsiaTheme="majorEastAsia" w:hAnsiTheme="majorHAnsi" w:cstheme="majorBidi"/>
+      <w:b/>
+      <w:bCs/>
+      <w:sz w:val="32"/>
+      <w:szCs w:val="32"/>
+    </w:rPr>
+  </w:style>
   <w:style w:type="character" w:default="1" w:styleId="a0">
     <w:name w:val="Default Paragraph Font"/>
     <w:uiPriority w:val="1"/>
@@ -2193,6 +2180,20 @@
       <w:kern w:val="44"/>
       <w:sz w:val="44"/>
       <w:szCs w:val="44"/>
+    </w:rPr>
+  </w:style>
+  <w:style w:type="character" w:customStyle="1" w:styleId="20">
+    <w:name w:val="标题 2 字符"/>
+    <w:basedOn w:val="a0"/>
+    <w:link w:val="2"/>
+    <w:uiPriority w:val="9"/>
+    <w:rsid w:val="006F475E"/>
+    <w:rPr>
+      <w:rFonts w:asciiTheme="majorHAnsi" w:eastAsiaTheme="majorEastAsia" w:hAnsiTheme="majorHAnsi" w:cstheme="majorBidi"/>
+      <w:b/>
+      <w:bCs/>
+      <w:sz w:val="32"/>
+      <w:szCs w:val="32"/>
     </w:rPr>
   </w:style>
 </w:styles>

--- a/src/src/main/webapp/portal/asset/template/terminated_template_zh.docx
+++ b/src/src/main/webapp/portal/asset/template/terminated_template_zh.docx
@@ -12,10 +12,10 @@
       </w:tblPr>
       <w:tblGrid>
         <w:gridCol w:w="1197"/>
-        <w:gridCol w:w="2430"/>
+        <w:gridCol w:w="2583"/>
         <w:gridCol w:w="1530"/>
-        <w:gridCol w:w="2077"/>
-        <w:gridCol w:w="1337"/>
+        <w:gridCol w:w="2070"/>
+        <w:gridCol w:w="1191"/>
         <w:gridCol w:w="2229"/>
       </w:tblGrid>
       <w:tr>
@@ -34,17 +34,17 @@
               <w:rPr>
                 <w:b/>
                 <w:bCs/>
-                <w:sz w:val="44"/>
-                <w:szCs w:val="44"/>
-              </w:rPr>
-            </w:pPr>
-            <w:r>
-              <w:rPr>
-                <w:b/>
-                <w:bCs/>
-                <w:kern w:val="2"/>
-                <w:sz w:val="44"/>
-                <w:szCs w:val="44"/>
+                <w:sz w:val="48"/>
+                <w:szCs w:val="48"/>
+              </w:rPr>
+            </w:pPr>
+            <w:r>
+              <w:rPr>
+                <w:b/>
+                <w:bCs/>
+                <w:kern w:val="2"/>
+                <w:sz w:val="48"/>
+                <w:szCs w:val="48"/>
                 <w14:ligatures w14:val="standardContextual"/>
               </w:rPr>
               <w:t>{{</w:t>
@@ -57,8 +57,8 @@
                 <w:b/>
                 <w:bCs/>
                 <w:kern w:val="2"/>
-                <w:sz w:val="44"/>
-                <w:szCs w:val="44"/>
+                <w:sz w:val="48"/>
+                <w:szCs w:val="48"/>
                 <w14:ligatures w14:val="standardContextual"/>
               </w:rPr>
               <w:t>site</w:t>
@@ -68,8 +68,8 @@
                 <w:b/>
                 <w:bCs/>
                 <w:kern w:val="2"/>
-                <w:sz w:val="44"/>
-                <w:szCs w:val="44"/>
+                <w:sz w:val="48"/>
+                <w:szCs w:val="48"/>
                 <w14:ligatures w14:val="standardContextual"/>
               </w:rPr>
               <w:t>_n</w:t>
@@ -80,8 +80,8 @@
                 <w:b/>
                 <w:bCs/>
                 <w:kern w:val="2"/>
-                <w:sz w:val="44"/>
-                <w:szCs w:val="44"/>
+                <w:sz w:val="48"/>
+                <w:szCs w:val="48"/>
                 <w14:ligatures w14:val="standardContextual"/>
               </w:rPr>
               <w:t>ame</w:t>
@@ -93,8 +93,8 @@
                 <w:b/>
                 <w:bCs/>
                 <w:kern w:val="2"/>
-                <w:sz w:val="44"/>
-                <w:szCs w:val="44"/>
+                <w:sz w:val="48"/>
+                <w:szCs w:val="48"/>
                 <w14:ligatures w14:val="standardContextual"/>
               </w:rPr>
               <w:t>}}</w:t>
@@ -138,7 +138,8 @@
       </w:tr>
       <w:tr>
         <w:trPr>
-          <w:trHeight w:val="720"/>
+          <w:cantSplit/>
+          <w:trHeight w:val="576"/>
         </w:trPr>
         <w:tc>
           <w:tcPr>
@@ -148,18 +149,21 @@
           <w:p>
             <w:pPr>
               <w:rPr>
-                <w:rFonts w:hint="eastAsia"/>
-                <w:b/>
-                <w:bCs/>
-                <w:kern w:val="2"/>
-                <w14:ligatures w14:val="standardContextual"/>
-              </w:rPr>
-            </w:pPr>
-            <w:r>
-              <w:rPr>
-                <w:b/>
-                <w:bCs/>
-                <w:kern w:val="2"/>
+                <w:b/>
+                <w:bCs/>
+                <w:kern w:val="2"/>
+                <w:sz w:val="24"/>
+                <w:szCs w:val="24"/>
+                <w14:ligatures w14:val="standardContextual"/>
+              </w:rPr>
+            </w:pPr>
+            <w:r>
+              <w:rPr>
+                <w:b/>
+                <w:bCs/>
+                <w:kern w:val="2"/>
+                <w:sz w:val="24"/>
+                <w:szCs w:val="24"/>
                 <w14:ligatures w14:val="standardContextual"/>
               </w:rPr>
               <w:t>资产名称</w:t>
@@ -168,23 +172,27 @@
         </w:tc>
         <w:tc>
           <w:tcPr>
-            <w:tcW w:w="2430" w:type="dxa"/>
-            <w:vAlign w:val="center"/>
-          </w:tcPr>
-          <w:p>
-            <w:pPr>
-              <w:rPr>
-                <w:b/>
-                <w:bCs/>
-                <w:kern w:val="2"/>
-                <w14:ligatures w14:val="standardContextual"/>
-              </w:rPr>
-            </w:pPr>
-            <w:r>
-              <w:rPr>
-                <w:b/>
-                <w:bCs/>
-                <w:kern w:val="2"/>
+            <w:tcW w:w="2583" w:type="dxa"/>
+            <w:vAlign w:val="center"/>
+          </w:tcPr>
+          <w:p>
+            <w:pPr>
+              <w:rPr>
+                <w:b/>
+                <w:bCs/>
+                <w:kern w:val="2"/>
+                <w:sz w:val="24"/>
+                <w:szCs w:val="24"/>
+                <w14:ligatures w14:val="standardContextual"/>
+              </w:rPr>
+            </w:pPr>
+            <w:r>
+              <w:rPr>
+                <w:b/>
+                <w:bCs/>
+                <w:kern w:val="2"/>
+                <w:sz w:val="24"/>
+                <w:szCs w:val="24"/>
                 <w14:ligatures w14:val="standardContextual"/>
               </w:rPr>
               <w:t>{{</w:t>
@@ -195,6 +203,8 @@
                 <w:b/>
                 <w:bCs/>
                 <w:kern w:val="2"/>
+                <w:sz w:val="24"/>
+                <w:szCs w:val="24"/>
                 <w14:ligatures w14:val="standardContextual"/>
               </w:rPr>
               <w:t>asset_name</w:t>
@@ -205,6 +215,8 @@
                 <w:b/>
                 <w:bCs/>
                 <w:kern w:val="2"/>
+                <w:sz w:val="24"/>
+                <w:szCs w:val="24"/>
                 <w14:ligatures w14:val="standardContextual"/>
               </w:rPr>
               <w:t>}}</w:t>
@@ -222,14 +234,18 @@
                 <w:b/>
                 <w:bCs/>
                 <w:kern w:val="2"/>
-                <w14:ligatures w14:val="standardContextual"/>
-              </w:rPr>
-            </w:pPr>
-            <w:r>
-              <w:rPr>
-                <w:b/>
-                <w:bCs/>
-                <w:kern w:val="2"/>
+                <w:sz w:val="24"/>
+                <w:szCs w:val="24"/>
+                <w14:ligatures w14:val="standardContextual"/>
+              </w:rPr>
+            </w:pPr>
+            <w:r>
+              <w:rPr>
+                <w:b/>
+                <w:bCs/>
+                <w:kern w:val="2"/>
+                <w:sz w:val="24"/>
+                <w:szCs w:val="24"/>
                 <w14:ligatures w14:val="standardContextual"/>
               </w:rPr>
               <w:t>设备编号</w:t>
@@ -238,23 +254,27 @@
         </w:tc>
         <w:tc>
           <w:tcPr>
-            <w:tcW w:w="2077" w:type="dxa"/>
-            <w:vAlign w:val="center"/>
-          </w:tcPr>
-          <w:p>
-            <w:pPr>
-              <w:rPr>
-                <w:b/>
-                <w:bCs/>
-                <w:kern w:val="2"/>
-                <w14:ligatures w14:val="standardContextual"/>
-              </w:rPr>
-            </w:pPr>
-            <w:r>
-              <w:rPr>
-                <w:b/>
-                <w:bCs/>
-                <w:kern w:val="2"/>
+            <w:tcW w:w="2070" w:type="dxa"/>
+            <w:vAlign w:val="center"/>
+          </w:tcPr>
+          <w:p>
+            <w:pPr>
+              <w:rPr>
+                <w:b/>
+                <w:bCs/>
+                <w:kern w:val="2"/>
+                <w:sz w:val="24"/>
+                <w:szCs w:val="24"/>
+                <w14:ligatures w14:val="standardContextual"/>
+              </w:rPr>
+            </w:pPr>
+            <w:r>
+              <w:rPr>
+                <w:b/>
+                <w:bCs/>
+                <w:kern w:val="2"/>
+                <w:sz w:val="24"/>
+                <w:szCs w:val="24"/>
                 <w14:ligatures w14:val="standardContextual"/>
               </w:rPr>
               <w:t>{{</w:t>
@@ -266,6 +286,8 @@
                 <w:b/>
                 <w:bCs/>
                 <w:kern w:val="2"/>
+                <w:sz w:val="24"/>
+                <w:szCs w:val="24"/>
                 <w14:ligatures w14:val="standardContextual"/>
               </w:rPr>
               <w:t>depart_num</w:t>
@@ -277,6 +299,8 @@
                 <w:b/>
                 <w:bCs/>
                 <w:kern w:val="2"/>
+                <w:sz w:val="24"/>
+                <w:szCs w:val="24"/>
                 <w14:ligatures w14:val="standardContextual"/>
               </w:rPr>
               <w:t>}}</w:t>
@@ -285,23 +309,27 @@
         </w:tc>
         <w:tc>
           <w:tcPr>
-            <w:tcW w:w="1337" w:type="dxa"/>
-            <w:vAlign w:val="center"/>
-          </w:tcPr>
-          <w:p>
-            <w:pPr>
-              <w:rPr>
-                <w:b/>
-                <w:bCs/>
-                <w:kern w:val="2"/>
-                <w14:ligatures w14:val="standardContextual"/>
-              </w:rPr>
-            </w:pPr>
-            <w:r>
-              <w:rPr>
-                <w:b/>
-                <w:bCs/>
-                <w:kern w:val="2"/>
+            <w:tcW w:w="1191" w:type="dxa"/>
+            <w:vAlign w:val="center"/>
+          </w:tcPr>
+          <w:p>
+            <w:pPr>
+              <w:rPr>
+                <w:b/>
+                <w:bCs/>
+                <w:kern w:val="2"/>
+                <w:sz w:val="24"/>
+                <w:szCs w:val="24"/>
+                <w14:ligatures w14:val="standardContextual"/>
+              </w:rPr>
+            </w:pPr>
+            <w:r>
+              <w:rPr>
+                <w:b/>
+                <w:bCs/>
+                <w:kern w:val="2"/>
+                <w:sz w:val="24"/>
+                <w:szCs w:val="24"/>
                 <w14:ligatures w14:val="standardContextual"/>
               </w:rPr>
               <w:t>资产编号</w:t>
@@ -319,14 +347,18 @@
                 <w:b/>
                 <w:bCs/>
                 <w:kern w:val="2"/>
-                <w14:ligatures w14:val="standardContextual"/>
-              </w:rPr>
-            </w:pPr>
-            <w:r>
-              <w:rPr>
-                <w:b/>
-                <w:bCs/>
-                <w:kern w:val="2"/>
+                <w:sz w:val="24"/>
+                <w:szCs w:val="24"/>
+                <w14:ligatures w14:val="standardContextual"/>
+              </w:rPr>
+            </w:pPr>
+            <w:r>
+              <w:rPr>
+                <w:b/>
+                <w:bCs/>
+                <w:kern w:val="2"/>
+                <w:sz w:val="24"/>
+                <w:szCs w:val="24"/>
                 <w14:ligatures w14:val="standardContextual"/>
               </w:rPr>
               <w:t>{{</w:t>
@@ -337,6 +369,8 @@
                 <w:b/>
                 <w:bCs/>
                 <w:kern w:val="2"/>
+                <w:sz w:val="24"/>
+                <w:szCs w:val="24"/>
                 <w14:ligatures w14:val="standardContextual"/>
               </w:rPr>
               <w:t>f</w:t>
@@ -347,6 +381,8 @@
                 <w:b/>
                 <w:bCs/>
                 <w:kern w:val="2"/>
+                <w:sz w:val="24"/>
+                <w:szCs w:val="24"/>
                 <w14:ligatures w14:val="standardContextual"/>
               </w:rPr>
               <w:t>inancing_num</w:t>
@@ -358,6 +394,8 @@
                 <w:b/>
                 <w:bCs/>
                 <w:kern w:val="2"/>
+                <w:sz w:val="24"/>
+                <w:szCs w:val="24"/>
                 <w14:ligatures w14:val="standardContextual"/>
               </w:rPr>
               <w:t>}}</w:t>
@@ -367,7 +405,8 @@
       </w:tr>
       <w:tr>
         <w:trPr>
-          <w:trHeight w:val="720"/>
+          <w:cantSplit/>
+          <w:trHeight w:val="576"/>
         </w:trPr>
         <w:tc>
           <w:tcPr>
@@ -386,6 +425,8 @@
                 <w:b/>
                 <w:bCs/>
                 <w:kern w:val="2"/>
+                <w:sz w:val="24"/>
+                <w:szCs w:val="24"/>
                 <w14:ligatures w14:val="standardContextual"/>
               </w:rPr>
             </w:pPr>
@@ -395,6 +436,8 @@
                 <w:b/>
                 <w:bCs/>
                 <w:kern w:val="2"/>
+                <w:sz w:val="24"/>
+                <w:szCs w:val="24"/>
                 <w14:ligatures w14:val="standardContextual"/>
               </w:rPr>
               <w:t>品牌名称</w:t>
@@ -403,7 +446,7 @@
         </w:tc>
         <w:tc>
           <w:tcPr>
-            <w:tcW w:w="2430" w:type="dxa"/>
+            <w:tcW w:w="2583" w:type="dxa"/>
             <w:tcBorders>
               <w:top w:val="single" w:sz="4" w:space="0" w:color="auto"/>
               <w:left w:val="single" w:sz="4" w:space="0" w:color="auto"/>
@@ -418,14 +461,18 @@
                 <w:b/>
                 <w:bCs/>
                 <w:kern w:val="2"/>
-                <w14:ligatures w14:val="standardContextual"/>
-              </w:rPr>
-            </w:pPr>
-            <w:r>
-              <w:rPr>
-                <w:b/>
-                <w:bCs/>
-                <w:kern w:val="2"/>
+                <w:sz w:val="24"/>
+                <w:szCs w:val="24"/>
+                <w14:ligatures w14:val="standardContextual"/>
+              </w:rPr>
+            </w:pPr>
+            <w:r>
+              <w:rPr>
+                <w:b/>
+                <w:bCs/>
+                <w:kern w:val="2"/>
+                <w:sz w:val="24"/>
+                <w:szCs w:val="24"/>
                 <w14:ligatures w14:val="standardContextual"/>
               </w:rPr>
               <w:t>{{</w:t>
@@ -436,7 +483,8 @@
                 <w:b/>
                 <w:bCs/>
                 <w:kern w:val="2"/>
-                <w14:ligatures w14:val="standardContextual"/>
+                <w:sz w:val="24"/>
+                <w:szCs w:val="24"/>
               </w:rPr>
               <w:t>maker_short_name</w:t>
             </w:r>
@@ -446,6 +494,8 @@
                 <w:b/>
                 <w:bCs/>
                 <w:kern w:val="2"/>
+                <w:sz w:val="24"/>
+                <w:szCs w:val="24"/>
                 <w14:ligatures w14:val="standardContextual"/>
               </w:rPr>
               <w:t>}}</w:t>
@@ -469,6 +519,8 @@
                 <w:b/>
                 <w:bCs/>
                 <w:kern w:val="2"/>
+                <w:sz w:val="24"/>
+                <w:szCs w:val="24"/>
                 <w14:ligatures w14:val="standardContextual"/>
               </w:rPr>
             </w:pPr>
@@ -478,15 +530,29 @@
                 <w:b/>
                 <w:bCs/>
                 <w:kern w:val="2"/>
-                <w14:ligatures w14:val="standardContextual"/>
-              </w:rPr>
-              <w:t>规格型号</w:t>
-            </w:r>
-          </w:p>
-        </w:tc>
-        <w:tc>
-          <w:tcPr>
-            <w:tcW w:w="2077" w:type="dxa"/>
+                <w:sz w:val="24"/>
+                <w:szCs w:val="24"/>
+                <w14:ligatures w14:val="standardContextual"/>
+              </w:rPr>
+              <w:t>规格</w:t>
+            </w:r>
+            <w:r>
+              <w:rPr>
+                <w:rFonts w:hint="eastAsia"/>
+                <w:b/>
+                <w:bCs/>
+                <w:kern w:val="2"/>
+                <w:sz w:val="24"/>
+                <w:szCs w:val="24"/>
+                <w14:ligatures w14:val="standardContextual"/>
+              </w:rPr>
+              <w:t>型号</w:t>
+            </w:r>
+          </w:p>
+        </w:tc>
+        <w:tc>
+          <w:tcPr>
+            <w:tcW w:w="2070" w:type="dxa"/>
             <w:tcBorders>
               <w:top w:val="single" w:sz="4" w:space="0" w:color="auto"/>
               <w:left w:val="single" w:sz="4" w:space="0" w:color="auto"/>
@@ -501,14 +567,18 @@
                 <w:b/>
                 <w:bCs/>
                 <w:kern w:val="2"/>
-                <w14:ligatures w14:val="standardContextual"/>
-              </w:rPr>
-            </w:pPr>
-            <w:r>
-              <w:rPr>
-                <w:b/>
-                <w:bCs/>
-                <w:kern w:val="2"/>
+                <w:sz w:val="24"/>
+                <w:szCs w:val="24"/>
+                <w14:ligatures w14:val="standardContextual"/>
+              </w:rPr>
+            </w:pPr>
+            <w:r>
+              <w:rPr>
+                <w:b/>
+                <w:bCs/>
+                <w:kern w:val="2"/>
+                <w:sz w:val="24"/>
+                <w:szCs w:val="24"/>
                 <w14:ligatures w14:val="standardContextual"/>
               </w:rPr>
               <w:t>{{</w:t>
@@ -519,7 +589,8 @@
                 <w:b/>
                 <w:bCs/>
                 <w:kern w:val="2"/>
-                <w14:ligatures w14:val="standardContextual"/>
+                <w:sz w:val="24"/>
+                <w:szCs w:val="24"/>
               </w:rPr>
               <w:t>function_type</w:t>
             </w:r>
@@ -529,6 +600,8 @@
                 <w:b/>
                 <w:bCs/>
                 <w:kern w:val="2"/>
+                <w:sz w:val="24"/>
+                <w:szCs w:val="24"/>
                 <w14:ligatures w14:val="standardContextual"/>
               </w:rPr>
               <w:t>}}</w:t>
@@ -537,7 +610,7 @@
         </w:tc>
         <w:tc>
           <w:tcPr>
-            <w:tcW w:w="1337" w:type="dxa"/>
+            <w:tcW w:w="1191" w:type="dxa"/>
             <w:tcBorders>
               <w:top w:val="single" w:sz="4" w:space="0" w:color="auto"/>
               <w:left w:val="single" w:sz="4" w:space="0" w:color="auto"/>
@@ -552,6 +625,8 @@
                 <w:b/>
                 <w:bCs/>
                 <w:kern w:val="2"/>
+                <w:sz w:val="24"/>
+                <w:szCs w:val="24"/>
                 <w14:ligatures w14:val="standardContextual"/>
               </w:rPr>
             </w:pPr>
@@ -561,6 +636,8 @@
                 <w:b/>
                 <w:bCs/>
                 <w:kern w:val="2"/>
+                <w:sz w:val="24"/>
+                <w:szCs w:val="24"/>
                 <w14:ligatures w14:val="standardContextual"/>
               </w:rPr>
               <w:t>序列号</w:t>
@@ -584,24 +661,18 @@
                 <w:b/>
                 <w:bCs/>
                 <w:kern w:val="2"/>
-                <w14:ligatures w14:val="standardContextual"/>
-              </w:rPr>
-            </w:pPr>
-          </w:p>
-          <w:p>
-            <w:pPr>
-              <w:rPr>
-                <w:b/>
-                <w:bCs/>
-                <w:kern w:val="2"/>
-                <w14:ligatures w14:val="standardContextual"/>
-              </w:rPr>
-            </w:pPr>
-            <w:r>
-              <w:rPr>
-                <w:b/>
-                <w:bCs/>
-                <w:kern w:val="2"/>
+                <w:sz w:val="24"/>
+                <w:szCs w:val="24"/>
+                <w14:ligatures w14:val="standardContextual"/>
+              </w:rPr>
+            </w:pPr>
+            <w:r>
+              <w:rPr>
+                <w:b/>
+                <w:bCs/>
+                <w:kern w:val="2"/>
+                <w:sz w:val="24"/>
+                <w:szCs w:val="24"/>
                 <w14:ligatures w14:val="standardContextual"/>
               </w:rPr>
               <w:t>{{</w:t>
@@ -612,7 +683,8 @@
                 <w:b/>
                 <w:bCs/>
                 <w:kern w:val="2"/>
-                <w14:ligatures w14:val="standardContextual"/>
+                <w:sz w:val="24"/>
+                <w:szCs w:val="24"/>
               </w:rPr>
               <w:t>serial_num</w:t>
             </w:r>
@@ -622,26 +694,19 @@
                 <w:b/>
                 <w:bCs/>
                 <w:kern w:val="2"/>
+                <w:sz w:val="24"/>
+                <w:szCs w:val="24"/>
                 <w14:ligatures w14:val="standardContextual"/>
               </w:rPr>
               <w:t>}}</w:t>
             </w:r>
-          </w:p>
-          <w:p>
-            <w:pPr>
-              <w:rPr>
-                <w:b/>
-                <w:bCs/>
-                <w:kern w:val="2"/>
-                <w14:ligatures w14:val="standardContextual"/>
-              </w:rPr>
-            </w:pPr>
           </w:p>
         </w:tc>
       </w:tr>
       <w:tr>
         <w:trPr>
-          <w:trHeight w:val="720"/>
+          <w:cantSplit/>
+          <w:trHeight w:val="576"/>
         </w:trPr>
         <w:tc>
           <w:tcPr>
@@ -660,15 +725,20 @@
                 <w:b/>
                 <w:bCs/>
                 <w:kern w:val="2"/>
-                <w14:ligatures w14:val="standardContextual"/>
-              </w:rPr>
-            </w:pPr>
+                <w:sz w:val="24"/>
+                <w:szCs w:val="24"/>
+                <w14:ligatures w14:val="standardContextual"/>
+              </w:rPr>
+            </w:pPr>
+            <w:bookmarkStart w:id="4" w:name="_Hlk169523322"/>
             <w:r>
               <w:rPr>
                 <w:rFonts w:hint="eastAsia"/>
                 <w:b/>
                 <w:bCs/>
                 <w:kern w:val="2"/>
+                <w:sz w:val="24"/>
+                <w:szCs w:val="24"/>
                 <w14:ligatures w14:val="standardContextual"/>
               </w:rPr>
               <w:t>存放地点</w:t>
@@ -677,7 +747,7 @@
         </w:tc>
         <w:tc>
           <w:tcPr>
-            <w:tcW w:w="2430" w:type="dxa"/>
+            <w:tcW w:w="2583" w:type="dxa"/>
             <w:tcBorders>
               <w:top w:val="single" w:sz="4" w:space="0" w:color="auto"/>
               <w:left w:val="single" w:sz="4" w:space="0" w:color="auto"/>
@@ -692,14 +762,18 @@
                 <w:b/>
                 <w:bCs/>
                 <w:kern w:val="2"/>
-                <w14:ligatures w14:val="standardContextual"/>
-              </w:rPr>
-            </w:pPr>
-            <w:r>
-              <w:rPr>
-                <w:b/>
-                <w:bCs/>
-                <w:kern w:val="2"/>
+                <w:sz w:val="24"/>
+                <w:szCs w:val="24"/>
+                <w14:ligatures w14:val="standardContextual"/>
+              </w:rPr>
+            </w:pPr>
+            <w:r>
+              <w:rPr>
+                <w:b/>
+                <w:bCs/>
+                <w:kern w:val="2"/>
+                <w:sz w:val="24"/>
+                <w:szCs w:val="24"/>
                 <w14:ligatures w14:val="standardContextual"/>
               </w:rPr>
               <w:t>{{</w:t>
@@ -710,6 +784,8 @@
                 <w:b/>
                 <w:bCs/>
                 <w:kern w:val="2"/>
+                <w:sz w:val="24"/>
+                <w:szCs w:val="24"/>
                 <w14:ligatures w14:val="standardContextual"/>
               </w:rPr>
               <w:t>location_name</w:t>
@@ -720,6 +796,8 @@
                 <w:b/>
                 <w:bCs/>
                 <w:kern w:val="2"/>
+                <w:sz w:val="24"/>
+                <w:szCs w:val="24"/>
                 <w14:ligatures w14:val="standardContextual"/>
               </w:rPr>
               <w:t>}}</w:t>
@@ -743,6 +821,8 @@
                 <w:b/>
                 <w:bCs/>
                 <w:kern w:val="2"/>
+                <w:sz w:val="24"/>
+                <w:szCs w:val="24"/>
                 <w14:ligatures w14:val="standardContextual"/>
               </w:rPr>
             </w:pPr>
@@ -752,6 +832,8 @@
                 <w:b/>
                 <w:bCs/>
                 <w:kern w:val="2"/>
+                <w:sz w:val="24"/>
+                <w:szCs w:val="24"/>
                 <w14:ligatures w14:val="standardContextual"/>
               </w:rPr>
               <w:t>购置日期</w:t>
@@ -760,7 +842,7 @@
         </w:tc>
         <w:tc>
           <w:tcPr>
-            <w:tcW w:w="2077" w:type="dxa"/>
+            <w:tcW w:w="2070" w:type="dxa"/>
             <w:tcBorders>
               <w:top w:val="single" w:sz="4" w:space="0" w:color="auto"/>
               <w:left w:val="single" w:sz="4" w:space="0" w:color="auto"/>
@@ -775,14 +857,18 @@
                 <w:b/>
                 <w:bCs/>
                 <w:kern w:val="2"/>
-                <w14:ligatures w14:val="standardContextual"/>
-              </w:rPr>
-            </w:pPr>
-            <w:r>
-              <w:rPr>
-                <w:b/>
-                <w:bCs/>
-                <w:kern w:val="2"/>
+                <w:sz w:val="24"/>
+                <w:szCs w:val="24"/>
+                <w14:ligatures w14:val="standardContextual"/>
+              </w:rPr>
+            </w:pPr>
+            <w:r>
+              <w:rPr>
+                <w:b/>
+                <w:bCs/>
+                <w:kern w:val="2"/>
+                <w:sz w:val="24"/>
+                <w:szCs w:val="24"/>
                 <w14:ligatures w14:val="standardContextual"/>
               </w:rPr>
               <w:t>{{</w:t>
@@ -793,6 +879,8 @@
                 <w:b/>
                 <w:bCs/>
                 <w:kern w:val="2"/>
+                <w:sz w:val="24"/>
+                <w:szCs w:val="24"/>
                 <w14:ligatures w14:val="standardContextual"/>
               </w:rPr>
               <w:t>install_date</w:t>
@@ -803,6 +891,8 @@
                 <w:b/>
                 <w:bCs/>
                 <w:kern w:val="2"/>
+                <w:sz w:val="24"/>
+                <w:szCs w:val="24"/>
                 <w14:ligatures w14:val="standardContextual"/>
               </w:rPr>
               <w:t>}}</w:t>
@@ -811,7 +901,7 @@
         </w:tc>
         <w:tc>
           <w:tcPr>
-            <w:tcW w:w="1337" w:type="dxa"/>
+            <w:tcW w:w="1191" w:type="dxa"/>
             <w:tcBorders>
               <w:top w:val="single" w:sz="4" w:space="0" w:color="auto"/>
               <w:left w:val="single" w:sz="4" w:space="0" w:color="auto"/>
@@ -826,6 +916,8 @@
                 <w:b/>
                 <w:bCs/>
                 <w:kern w:val="2"/>
+                <w:sz w:val="24"/>
+                <w:szCs w:val="24"/>
                 <w14:ligatures w14:val="standardContextual"/>
               </w:rPr>
             </w:pPr>
@@ -835,6 +927,8 @@
                 <w:b/>
                 <w:bCs/>
                 <w:kern w:val="2"/>
+                <w:sz w:val="24"/>
+                <w:szCs w:val="24"/>
                 <w14:ligatures w14:val="standardContextual"/>
               </w:rPr>
               <w:t>资产净值</w:t>
@@ -858,24 +952,18 @@
                 <w:b/>
                 <w:bCs/>
                 <w:kern w:val="2"/>
-                <w14:ligatures w14:val="standardContextual"/>
-              </w:rPr>
-            </w:pPr>
-          </w:p>
-          <w:p>
-            <w:pPr>
-              <w:rPr>
-                <w:b/>
-                <w:bCs/>
-                <w:kern w:val="2"/>
-                <w14:ligatures w14:val="standardContextual"/>
-              </w:rPr>
-            </w:pPr>
-            <w:r>
-              <w:rPr>
-                <w:b/>
-                <w:bCs/>
-                <w:kern w:val="2"/>
+                <w:sz w:val="24"/>
+                <w:szCs w:val="24"/>
+                <w14:ligatures w14:val="standardContextual"/>
+              </w:rPr>
+            </w:pPr>
+            <w:r>
+              <w:rPr>
+                <w:b/>
+                <w:bCs/>
+                <w:kern w:val="2"/>
+                <w:sz w:val="24"/>
+                <w:szCs w:val="24"/>
                 <w14:ligatures w14:val="standardContextual"/>
               </w:rPr>
               <w:t>{{</w:t>
@@ -886,6 +974,8 @@
                 <w:b/>
                 <w:bCs/>
                 <w:kern w:val="2"/>
+                <w:sz w:val="24"/>
+                <w:szCs w:val="24"/>
                 <w14:ligatures w14:val="standardContextual"/>
               </w:rPr>
               <w:t>salvage_value</w:t>
@@ -896,6 +986,8 @@
                 <w:b/>
                 <w:bCs/>
                 <w:kern w:val="2"/>
+                <w:sz w:val="24"/>
+                <w:szCs w:val="24"/>
                 <w14:ligatures w14:val="standardContextual"/>
               </w:rPr>
               <w:t>}}</w:t>
@@ -903,9 +995,11 @@
           </w:p>
         </w:tc>
       </w:tr>
+      <w:bookmarkEnd w:id="4"/>
       <w:tr>
         <w:trPr>
-          <w:trHeight w:val="720"/>
+          <w:cantSplit/>
+          <w:trHeight w:val="576"/>
         </w:trPr>
         <w:tc>
           <w:tcPr>
@@ -924,6 +1018,8 @@
                 <w:b/>
                 <w:bCs/>
                 <w:kern w:val="2"/>
+                <w:sz w:val="24"/>
+                <w:szCs w:val="24"/>
                 <w14:ligatures w14:val="standardContextual"/>
               </w:rPr>
             </w:pPr>
@@ -933,6 +1029,8 @@
                 <w:b/>
                 <w:bCs/>
                 <w:kern w:val="2"/>
+                <w:sz w:val="24"/>
+                <w:szCs w:val="24"/>
                 <w14:ligatures w14:val="standardContextual"/>
               </w:rPr>
               <w:t>折旧年限</w:t>
@@ -941,7 +1039,7 @@
         </w:tc>
         <w:tc>
           <w:tcPr>
-            <w:tcW w:w="2430" w:type="dxa"/>
+            <w:tcW w:w="2583" w:type="dxa"/>
             <w:tcBorders>
               <w:top w:val="single" w:sz="4" w:space="0" w:color="auto"/>
               <w:left w:val="single" w:sz="4" w:space="0" w:color="auto"/>
@@ -956,14 +1054,18 @@
                 <w:b/>
                 <w:bCs/>
                 <w:kern w:val="2"/>
-                <w14:ligatures w14:val="standardContextual"/>
-              </w:rPr>
-            </w:pPr>
-            <w:r>
-              <w:rPr>
-                <w:b/>
-                <w:bCs/>
-                <w:kern w:val="2"/>
+                <w:sz w:val="24"/>
+                <w:szCs w:val="24"/>
+                <w14:ligatures w14:val="standardContextual"/>
+              </w:rPr>
+            </w:pPr>
+            <w:r>
+              <w:rPr>
+                <w:b/>
+                <w:bCs/>
+                <w:kern w:val="2"/>
+                <w:sz w:val="24"/>
+                <w:szCs w:val="24"/>
                 <w14:ligatures w14:val="standardContextual"/>
               </w:rPr>
               <w:t>{{lifecycle}}</w:t>
@@ -987,6 +1089,8 @@
                 <w:b/>
                 <w:bCs/>
                 <w:kern w:val="2"/>
+                <w:sz w:val="24"/>
+                <w:szCs w:val="24"/>
                 <w14:ligatures w14:val="standardContextual"/>
               </w:rPr>
             </w:pPr>
@@ -996,6 +1100,8 @@
                 <w:b/>
                 <w:bCs/>
                 <w:kern w:val="2"/>
+                <w:sz w:val="24"/>
+                <w:szCs w:val="24"/>
                 <w14:ligatures w14:val="standardContextual"/>
               </w:rPr>
               <w:t>已使用年限</w:t>
@@ -1004,7 +1110,7 @@
         </w:tc>
         <w:tc>
           <w:tcPr>
-            <w:tcW w:w="2077" w:type="dxa"/>
+            <w:tcW w:w="2070" w:type="dxa"/>
             <w:tcBorders>
               <w:top w:val="single" w:sz="4" w:space="0" w:color="auto"/>
               <w:left w:val="single" w:sz="4" w:space="0" w:color="auto"/>
@@ -1019,14 +1125,18 @@
                 <w:b/>
                 <w:bCs/>
                 <w:kern w:val="2"/>
-                <w14:ligatures w14:val="standardContextual"/>
-              </w:rPr>
-            </w:pPr>
-            <w:r>
-              <w:rPr>
-                <w:b/>
-                <w:bCs/>
-                <w:kern w:val="2"/>
+                <w:sz w:val="24"/>
+                <w:szCs w:val="24"/>
+                <w14:ligatures w14:val="standardContextual"/>
+              </w:rPr>
+            </w:pPr>
+            <w:r>
+              <w:rPr>
+                <w:b/>
+                <w:bCs/>
+                <w:kern w:val="2"/>
+                <w:sz w:val="24"/>
+                <w:szCs w:val="24"/>
                 <w14:ligatures w14:val="standardContextual"/>
               </w:rPr>
               <w:t>{{</w:t>
@@ -1037,6 +1147,8 @@
                 <w:b/>
                 <w:bCs/>
                 <w:kern w:val="2"/>
+                <w:sz w:val="24"/>
+                <w:szCs w:val="24"/>
                 <w14:ligatures w14:val="standardContextual"/>
               </w:rPr>
               <w:t>used_lifecycle</w:t>
@@ -1047,6 +1159,8 @@
                 <w:b/>
                 <w:bCs/>
                 <w:kern w:val="2"/>
+                <w:sz w:val="24"/>
+                <w:szCs w:val="24"/>
                 <w14:ligatures w14:val="standardContextual"/>
               </w:rPr>
               <w:t>}}</w:t>
@@ -1055,7 +1169,7 @@
         </w:tc>
         <w:tc>
           <w:tcPr>
-            <w:tcW w:w="1337" w:type="dxa"/>
+            <w:tcW w:w="1191" w:type="dxa"/>
             <w:tcBorders>
               <w:top w:val="single" w:sz="4" w:space="0" w:color="auto"/>
               <w:left w:val="single" w:sz="4" w:space="0" w:color="auto"/>
@@ -1070,6 +1184,8 @@
                 <w:b/>
                 <w:bCs/>
                 <w:kern w:val="2"/>
+                <w:sz w:val="24"/>
+                <w:szCs w:val="24"/>
                 <w14:ligatures w14:val="standardContextual"/>
               </w:rPr>
             </w:pPr>
@@ -1079,6 +1195,8 @@
                 <w:b/>
                 <w:bCs/>
                 <w:kern w:val="2"/>
+                <w:sz w:val="24"/>
+                <w:szCs w:val="24"/>
                 <w14:ligatures w14:val="standardContextual"/>
               </w:rPr>
               <w:t>资产原值</w:t>
@@ -1102,24 +1220,18 @@
                 <w:b/>
                 <w:bCs/>
                 <w:kern w:val="2"/>
-                <w14:ligatures w14:val="standardContextual"/>
-              </w:rPr>
-            </w:pPr>
-          </w:p>
-          <w:p>
-            <w:pPr>
-              <w:rPr>
-                <w:b/>
-                <w:bCs/>
-                <w:kern w:val="2"/>
-                <w14:ligatures w14:val="standardContextual"/>
-              </w:rPr>
-            </w:pPr>
-            <w:r>
-              <w:rPr>
-                <w:b/>
-                <w:bCs/>
-                <w:kern w:val="2"/>
+                <w:sz w:val="24"/>
+                <w:szCs w:val="24"/>
+                <w14:ligatures w14:val="standardContextual"/>
+              </w:rPr>
+            </w:pPr>
+            <w:r>
+              <w:rPr>
+                <w:b/>
+                <w:bCs/>
+                <w:kern w:val="2"/>
+                <w:sz w:val="24"/>
+                <w:szCs w:val="24"/>
                 <w14:ligatures w14:val="standardContextual"/>
               </w:rPr>
               <w:t>{{</w:t>
@@ -1130,6 +1242,8 @@
                 <w:b/>
                 <w:bCs/>
                 <w:kern w:val="2"/>
+                <w:sz w:val="24"/>
+                <w:szCs w:val="24"/>
                 <w14:ligatures w14:val="standardContextual"/>
               </w:rPr>
               <w:t>purchase_price</w:t>
@@ -1140,6 +1254,8 @@
                 <w:b/>
                 <w:bCs/>
                 <w:kern w:val="2"/>
+                <w:sz w:val="24"/>
+                <w:szCs w:val="24"/>
                 <w14:ligatures w14:val="standardContextual"/>
               </w:rPr>
               <w:t>}}</w:t>
@@ -1149,7 +1265,7 @@
       </w:tr>
       <w:tr>
         <w:trPr>
-          <w:trHeight w:val="720"/>
+          <w:trHeight w:val="576"/>
         </w:trPr>
         <w:tc>
           <w:tcPr>
@@ -1168,6 +1284,8 @@
                 <w:b/>
                 <w:bCs/>
                 <w:kern w:val="2"/>
+                <w:sz w:val="24"/>
+                <w:szCs w:val="24"/>
                 <w14:ligatures w14:val="standardContextual"/>
               </w:rPr>
             </w:pPr>
@@ -1177,6 +1295,8 @@
                 <w:b/>
                 <w:bCs/>
                 <w:kern w:val="2"/>
+                <w:sz w:val="24"/>
+                <w:szCs w:val="24"/>
                 <w14:ligatures w14:val="standardContextual"/>
               </w:rPr>
               <w:t>使用部门</w:t>
@@ -1185,7 +1305,7 @@
         </w:tc>
         <w:tc>
           <w:tcPr>
-            <w:tcW w:w="2430" w:type="dxa"/>
+            <w:tcW w:w="2583" w:type="dxa"/>
             <w:tcBorders>
               <w:top w:val="single" w:sz="4" w:space="0" w:color="auto"/>
               <w:left w:val="single" w:sz="4" w:space="0" w:color="auto"/>
@@ -1200,14 +1320,18 @@
                 <w:b/>
                 <w:bCs/>
                 <w:kern w:val="2"/>
-                <w14:ligatures w14:val="standardContextual"/>
-              </w:rPr>
-            </w:pPr>
-            <w:r>
-              <w:rPr>
-                <w:b/>
-                <w:bCs/>
-                <w:kern w:val="2"/>
+                <w:sz w:val="24"/>
+                <w:szCs w:val="24"/>
+                <w14:ligatures w14:val="standardContextual"/>
+              </w:rPr>
+            </w:pPr>
+            <w:r>
+              <w:rPr>
+                <w:b/>
+                <w:bCs/>
+                <w:kern w:val="2"/>
+                <w:sz w:val="24"/>
+                <w:szCs w:val="24"/>
                 <w14:ligatures w14:val="standardContextual"/>
               </w:rPr>
               <w:t>{{</w:t>
@@ -1218,6 +1342,8 @@
                 <w:b/>
                 <w:bCs/>
                 <w:kern w:val="2"/>
+                <w:sz w:val="24"/>
+                <w:szCs w:val="24"/>
                 <w14:ligatures w14:val="standardContextual"/>
               </w:rPr>
               <w:t>clinical_dept_name</w:t>
@@ -1228,6 +1354,8 @@
                 <w:b/>
                 <w:bCs/>
                 <w:kern w:val="2"/>
+                <w:sz w:val="24"/>
+                <w:szCs w:val="24"/>
                 <w14:ligatures w14:val="standardContextual"/>
               </w:rPr>
               <w:t>}}</w:t>
@@ -1251,6 +1379,8 @@
                 <w:b/>
                 <w:bCs/>
                 <w:kern w:val="2"/>
+                <w:sz w:val="24"/>
+                <w:szCs w:val="24"/>
                 <w14:ligatures w14:val="standardContextual"/>
               </w:rPr>
             </w:pPr>
@@ -1260,6 +1390,8 @@
                 <w:b/>
                 <w:bCs/>
                 <w:kern w:val="2"/>
+                <w:sz w:val="24"/>
+                <w:szCs w:val="24"/>
                 <w14:ligatures w14:val="standardContextual"/>
               </w:rPr>
               <w:t>申请人</w:t>
@@ -1268,7 +1400,7 @@
         </w:tc>
         <w:tc>
           <w:tcPr>
-            <w:tcW w:w="2077" w:type="dxa"/>
+            <w:tcW w:w="2070" w:type="dxa"/>
             <w:tcBorders>
               <w:top w:val="single" w:sz="4" w:space="0" w:color="auto"/>
               <w:left w:val="single" w:sz="4" w:space="0" w:color="auto"/>
@@ -1283,14 +1415,18 @@
                 <w:b/>
                 <w:bCs/>
                 <w:kern w:val="2"/>
-                <w14:ligatures w14:val="standardContextual"/>
-              </w:rPr>
-            </w:pPr>
-            <w:r>
-              <w:rPr>
-                <w:b/>
-                <w:bCs/>
-                <w:kern w:val="2"/>
+                <w:sz w:val="24"/>
+                <w:szCs w:val="24"/>
+                <w14:ligatures w14:val="standardContextual"/>
+              </w:rPr>
+            </w:pPr>
+            <w:r>
+              <w:rPr>
+                <w:b/>
+                <w:bCs/>
+                <w:kern w:val="2"/>
+                <w:sz w:val="24"/>
+                <w:szCs w:val="24"/>
                 <w14:ligatures w14:val="standardContextual"/>
               </w:rPr>
               <w:t>{{</w:t>
@@ -1301,6 +1437,8 @@
                 <w:b/>
                 <w:bCs/>
                 <w:kern w:val="2"/>
+                <w:sz w:val="24"/>
+                <w:szCs w:val="24"/>
                 <w14:ligatures w14:val="standardContextual"/>
               </w:rPr>
               <w:t>apply_name</w:t>
@@ -1311,6 +1449,8 @@
                 <w:b/>
                 <w:bCs/>
                 <w:kern w:val="2"/>
+                <w:sz w:val="24"/>
+                <w:szCs w:val="24"/>
                 <w14:ligatures w14:val="standardContextual"/>
               </w:rPr>
               <w:t>}}</w:t>
@@ -1319,7 +1459,7 @@
         </w:tc>
         <w:tc>
           <w:tcPr>
-            <w:tcW w:w="1337" w:type="dxa"/>
+            <w:tcW w:w="1191" w:type="dxa"/>
             <w:tcBorders>
               <w:top w:val="single" w:sz="4" w:space="0" w:color="auto"/>
               <w:left w:val="single" w:sz="4" w:space="0" w:color="auto"/>
@@ -1334,6 +1474,8 @@
                 <w:b/>
                 <w:bCs/>
                 <w:kern w:val="2"/>
+                <w:sz w:val="24"/>
+                <w:szCs w:val="24"/>
                 <w14:ligatures w14:val="standardContextual"/>
               </w:rPr>
             </w:pPr>
@@ -1343,6 +1485,8 @@
                 <w:b/>
                 <w:bCs/>
                 <w:kern w:val="2"/>
+                <w:sz w:val="24"/>
+                <w:szCs w:val="24"/>
                 <w14:ligatures w14:val="standardContextual"/>
               </w:rPr>
               <w:t>申请日期</w:t>
@@ -1366,14 +1510,18 @@
                 <w:b/>
                 <w:bCs/>
                 <w:kern w:val="2"/>
-                <w14:ligatures w14:val="standardContextual"/>
-              </w:rPr>
-            </w:pPr>
-            <w:r>
-              <w:rPr>
-                <w:b/>
-                <w:bCs/>
-                <w:kern w:val="2"/>
+                <w:sz w:val="24"/>
+                <w:szCs w:val="24"/>
+                <w14:ligatures w14:val="standardContextual"/>
+              </w:rPr>
+            </w:pPr>
+            <w:r>
+              <w:rPr>
+                <w:b/>
+                <w:bCs/>
+                <w:kern w:val="2"/>
+                <w:sz w:val="24"/>
+                <w:szCs w:val="24"/>
                 <w14:ligatures w14:val="standardContextual"/>
               </w:rPr>
               <w:t>{{</w:t>
@@ -1384,6 +1532,8 @@
                 <w:b/>
                 <w:bCs/>
                 <w:kern w:val="2"/>
+                <w:sz w:val="24"/>
+                <w:szCs w:val="24"/>
                 <w14:ligatures w14:val="standardContextual"/>
               </w:rPr>
               <w:t>apply_date</w:t>
@@ -1394,6 +1544,8 @@
                 <w:b/>
                 <w:bCs/>
                 <w:kern w:val="2"/>
+                <w:sz w:val="24"/>
+                <w:szCs w:val="24"/>
                 <w14:ligatures w14:val="standardContextual"/>
               </w:rPr>
               <w:t>}}</w:t>
@@ -1403,7 +1555,7 @@
       </w:tr>
       <w:tr>
         <w:trPr>
-          <w:trHeight w:val="1083"/>
+          <w:trHeight w:val="720"/>
         </w:trPr>
         <w:tc>
           <w:tcPr>
@@ -1412,19 +1564,22 @@
           </w:tcPr>
           <w:p>
             <w:pPr>
-              <w:spacing w:after="160" w:line="259" w:lineRule="auto"/>
-              <w:rPr>
-                <w:b/>
-                <w:bCs/>
-                <w:kern w:val="2"/>
-                <w14:ligatures w14:val="standardContextual"/>
-              </w:rPr>
-            </w:pPr>
-            <w:r>
-              <w:rPr>
-                <w:b/>
-                <w:bCs/>
-                <w:kern w:val="2"/>
+              <w:rPr>
+                <w:b/>
+                <w:bCs/>
+                <w:kern w:val="2"/>
+                <w:sz w:val="24"/>
+                <w:szCs w:val="24"/>
+                <w14:ligatures w14:val="standardContextual"/>
+              </w:rPr>
+            </w:pPr>
+            <w:r>
+              <w:rPr>
+                <w:b/>
+                <w:bCs/>
+                <w:kern w:val="2"/>
+                <w:sz w:val="24"/>
+                <w:szCs w:val="24"/>
                 <w14:ligatures w14:val="standardContextual"/>
               </w:rPr>
               <w:t>报废理由</w:t>
@@ -1435,21 +1590,10 @@
           <w:tcPr>
             <w:tcW w:w="9603" w:type="dxa"/>
             <w:gridSpan w:val="5"/>
-          </w:tcPr>
-          <w:p>
-            <w:pPr>
-              <w:spacing w:after="160" w:line="259" w:lineRule="auto"/>
-              <w:rPr>
-                <w:b/>
-                <w:bCs/>
-                <w:kern w:val="2"/>
-                <w14:ligatures w14:val="standardContextual"/>
-              </w:rPr>
-            </w:pPr>
-          </w:p>
-          <w:p>
-            <w:pPr>
-              <w:spacing w:after="160" w:line="259" w:lineRule="auto"/>
+            <w:vAlign w:val="center"/>
+          </w:tcPr>
+          <w:p>
+            <w:pPr>
               <w:rPr>
                 <w:b/>
                 <w:bCs/>
@@ -1466,7 +1610,7 @@
               </w:rPr>
               <w:t>{{</w:t>
             </w:r>
-            <w:bookmarkStart w:id="4" w:name="OLE_LINK28"/>
+            <w:bookmarkStart w:id="5" w:name="OLE_LINK28"/>
             <w:proofErr w:type="spellStart"/>
             <w:r>
               <w:rPr>
@@ -1477,7 +1621,7 @@
               </w:rPr>
               <w:t>applyResone</w:t>
             </w:r>
-            <w:bookmarkEnd w:id="4"/>
+            <w:bookmarkEnd w:id="5"/>
             <w:proofErr w:type="spellEnd"/>
             <w:r>
               <w:rPr>
@@ -1493,7 +1637,7 @@
       </w:tr>
       <w:tr>
         <w:trPr>
-          <w:trHeight w:val="1022"/>
+          <w:trHeight w:val="720"/>
         </w:trPr>
         <w:tc>
           <w:tcPr>
@@ -1502,19 +1646,22 @@
           </w:tcPr>
           <w:p>
             <w:pPr>
-              <w:spacing w:after="160" w:line="259" w:lineRule="auto"/>
-              <w:rPr>
-                <w:b/>
-                <w:bCs/>
-                <w:kern w:val="2"/>
-                <w14:ligatures w14:val="standardContextual"/>
-              </w:rPr>
-            </w:pPr>
-            <w:r>
-              <w:rPr>
-                <w:b/>
-                <w:bCs/>
-                <w:kern w:val="2"/>
+              <w:rPr>
+                <w:b/>
+                <w:bCs/>
+                <w:kern w:val="2"/>
+                <w:sz w:val="24"/>
+                <w:szCs w:val="24"/>
+                <w14:ligatures w14:val="standardContextual"/>
+              </w:rPr>
+            </w:pPr>
+            <w:r>
+              <w:rPr>
+                <w:b/>
+                <w:bCs/>
+                <w:kern w:val="2"/>
+                <w:sz w:val="24"/>
+                <w:szCs w:val="24"/>
                 <w14:ligatures w14:val="standardContextual"/>
               </w:rPr>
               <w:t>工程师</w:t>
@@ -1522,19 +1669,22 @@
           </w:p>
           <w:p>
             <w:pPr>
-              <w:spacing w:after="160" w:line="259" w:lineRule="auto"/>
-              <w:rPr>
-                <w:b/>
-                <w:bCs/>
-                <w:kern w:val="2"/>
-                <w14:ligatures w14:val="standardContextual"/>
-              </w:rPr>
-            </w:pPr>
-            <w:r>
-              <w:rPr>
-                <w:b/>
-                <w:bCs/>
-                <w:kern w:val="2"/>
+              <w:rPr>
+                <w:b/>
+                <w:bCs/>
+                <w:kern w:val="2"/>
+                <w:sz w:val="24"/>
+                <w:szCs w:val="24"/>
+                <w14:ligatures w14:val="standardContextual"/>
+              </w:rPr>
+            </w:pPr>
+            <w:r>
+              <w:rPr>
+                <w:b/>
+                <w:bCs/>
+                <w:kern w:val="2"/>
+                <w:sz w:val="24"/>
+                <w:szCs w:val="24"/>
                 <w14:ligatures w14:val="standardContextual"/>
               </w:rPr>
               <w:t>鉴定意见</w:t>
@@ -1545,21 +1695,10 @@
           <w:tcPr>
             <w:tcW w:w="9603" w:type="dxa"/>
             <w:gridSpan w:val="5"/>
-          </w:tcPr>
-          <w:p>
-            <w:pPr>
-              <w:spacing w:after="160" w:line="259" w:lineRule="auto"/>
-              <w:rPr>
-                <w:b/>
-                <w:bCs/>
-                <w:kern w:val="2"/>
-                <w14:ligatures w14:val="standardContextual"/>
-              </w:rPr>
-            </w:pPr>
-          </w:p>
-          <w:p>
-            <w:pPr>
-              <w:spacing w:after="160" w:line="259" w:lineRule="auto"/>
+            <w:vAlign w:val="center"/>
+          </w:tcPr>
+          <w:p>
+            <w:pPr>
               <w:rPr>
                 <w:b/>
                 <w:bCs/>
@@ -1576,7 +1715,7 @@
               </w:rPr>
               <w:t>{{</w:t>
             </w:r>
-            <w:bookmarkStart w:id="5" w:name="OLE_LINK29"/>
+            <w:bookmarkStart w:id="6" w:name="OLE_LINK29"/>
             <w:proofErr w:type="spellStart"/>
             <w:r>
               <w:rPr>
@@ -1587,7 +1726,7 @@
               </w:rPr>
               <w:t>approvalResone</w:t>
             </w:r>
-            <w:bookmarkEnd w:id="5"/>
+            <w:bookmarkEnd w:id="6"/>
             <w:proofErr w:type="spellEnd"/>
             <w:r>
               <w:rPr>
@@ -1603,7 +1742,7 @@
       </w:tr>
       <w:tr>
         <w:trPr>
-          <w:trHeight w:val="1997"/>
+          <w:trHeight w:val="1440"/>
         </w:trPr>
         <w:tc>
           <w:tcPr>
@@ -1617,14 +1756,18 @@
                 <w:b/>
                 <w:bCs/>
                 <w:kern w:val="2"/>
-                <w14:ligatures w14:val="standardContextual"/>
-              </w:rPr>
-            </w:pPr>
-            <w:r>
-              <w:rPr>
-                <w:b/>
-                <w:bCs/>
-                <w:kern w:val="2"/>
+                <w:sz w:val="24"/>
+                <w:szCs w:val="24"/>
+                <w14:ligatures w14:val="standardContextual"/>
+              </w:rPr>
+            </w:pPr>
+            <w:r>
+              <w:rPr>
+                <w:b/>
+                <w:bCs/>
+                <w:kern w:val="2"/>
+                <w:sz w:val="24"/>
+                <w:szCs w:val="24"/>
                 <w14:ligatures w14:val="standardContextual"/>
               </w:rPr>
               <w:t>工程师</w:t>
@@ -1637,14 +1780,18 @@
                 <w:b/>
                 <w:bCs/>
                 <w:kern w:val="2"/>
-                <w14:ligatures w14:val="standardContextual"/>
-              </w:rPr>
-            </w:pPr>
-            <w:r>
-              <w:rPr>
-                <w:b/>
-                <w:bCs/>
-                <w:kern w:val="2"/>
+                <w:sz w:val="24"/>
+                <w:szCs w:val="24"/>
+                <w14:ligatures w14:val="standardContextual"/>
+              </w:rPr>
+            </w:pPr>
+            <w:r>
+              <w:rPr>
+                <w:b/>
+                <w:bCs/>
+                <w:kern w:val="2"/>
+                <w:sz w:val="24"/>
+                <w:szCs w:val="24"/>
                 <w14:ligatures w14:val="standardContextual"/>
               </w:rPr>
               <w:t>签字</w:t>
@@ -1655,23 +1802,11 @@
           <w:tcPr>
             <w:tcW w:w="9603" w:type="dxa"/>
             <w:gridSpan w:val="5"/>
+            <w:vAlign w:val="center"/>
           </w:tcPr>
           <w:p>
             <w:pPr>
               <w:spacing w:after="160" w:line="259" w:lineRule="auto"/>
-              <w:jc w:val="center"/>
-              <w:rPr>
-                <w:b/>
-                <w:bCs/>
-                <w:kern w:val="2"/>
-                <w14:ligatures w14:val="standardContextual"/>
-              </w:rPr>
-            </w:pPr>
-          </w:p>
-          <w:p>
-            <w:pPr>
-              <w:spacing w:after="160" w:line="259" w:lineRule="auto"/>
-              <w:jc w:val="center"/>
               <w:rPr>
                 <w:b/>
                 <w:bCs/>
@@ -1688,8 +1823,8 @@
               </w:rPr>
               <w:t>{{</w:t>
             </w:r>
-            <w:bookmarkStart w:id="6" w:name="OLE_LINK1"/>
-            <w:bookmarkStart w:id="7" w:name="OLE_LINK30"/>
+            <w:bookmarkStart w:id="7" w:name="OLE_LINK1"/>
+            <w:bookmarkStart w:id="8" w:name="OLE_LINK30"/>
             <w:r>
               <w:rPr>
                 <w:b/>
@@ -1699,7 +1834,7 @@
               </w:rPr>
               <w:t>@</w:t>
             </w:r>
-            <w:bookmarkEnd w:id="6"/>
+            <w:bookmarkEnd w:id="7"/>
             <w:r>
               <w:rPr>
                 <w:b/>
@@ -1728,7 +1863,7 @@
               </w:rPr>
               <w:t>auditSignature</w:t>
             </w:r>
-            <w:bookmarkEnd w:id="7"/>
+            <w:bookmarkEnd w:id="8"/>
             <w:r>
               <w:rPr>
                 <w:b/>
@@ -1743,7 +1878,7 @@
       </w:tr>
       <w:tr>
         <w:trPr>
-          <w:trHeight w:val="4670"/>
+          <w:trHeight w:val="3456"/>
         </w:trPr>
         <w:tc>
           <w:tcPr>
@@ -1757,14 +1892,18 @@
                 <w:b/>
                 <w:bCs/>
                 <w:kern w:val="2"/>
-                <w14:ligatures w14:val="standardContextual"/>
-              </w:rPr>
-            </w:pPr>
-            <w:r>
-              <w:rPr>
-                <w:b/>
-                <w:bCs/>
-                <w:kern w:val="2"/>
+                <w:sz w:val="24"/>
+                <w:szCs w:val="24"/>
+                <w14:ligatures w14:val="standardContextual"/>
+              </w:rPr>
+            </w:pPr>
+            <w:r>
+              <w:rPr>
+                <w:b/>
+                <w:bCs/>
+                <w:kern w:val="2"/>
+                <w:sz w:val="24"/>
+                <w:szCs w:val="24"/>
                 <w14:ligatures w14:val="standardContextual"/>
               </w:rPr>
               <w:t>审核签字</w:t>
@@ -1775,23 +1914,62 @@
           <w:tcPr>
             <w:tcW w:w="9603" w:type="dxa"/>
             <w:gridSpan w:val="5"/>
+            <w:vAlign w:val="center"/>
           </w:tcPr>
           <w:p>
             <w:pPr>
               <w:spacing w:after="160" w:line="259" w:lineRule="auto"/>
-              <w:jc w:val="center"/>
-              <w:rPr>
-                <w:b/>
-                <w:bCs/>
-                <w:kern w:val="2"/>
-                <w14:ligatures w14:val="standardContextual"/>
-              </w:rPr>
-            </w:pPr>
+              <w:rPr>
+                <w:b/>
+                <w:bCs/>
+                <w:kern w:val="2"/>
+                <w14:ligatures w14:val="standardContextual"/>
+              </w:rPr>
+            </w:pPr>
+            <w:r>
+              <w:rPr>
+                <w:b/>
+                <w:bCs/>
+                <w:kern w:val="2"/>
+                <w14:ligatures w14:val="standardContextual"/>
+              </w:rPr>
+              <w:t>{{</w:t>
+            </w:r>
+            <w:bookmarkStart w:id="9" w:name="OLE_LINK31"/>
+            <w:r>
+              <w:rPr>
+                <w:b/>
+                <w:bCs/>
+                <w:kern w:val="2"/>
+                <w14:ligatures w14:val="standardContextual"/>
+              </w:rPr>
+              <w:t>@approvaAauditSignature1</w:t>
+            </w:r>
+            <w:bookmarkEnd w:id="9"/>
+            <w:r>
+              <w:rPr>
+                <w:b/>
+                <w:bCs/>
+                <w:kern w:val="2"/>
+                <w14:ligatures w14:val="standardContextual"/>
+              </w:rPr>
+              <w:t>}}</w:t>
+            </w:r>
           </w:p>
           <w:p>
             <w:pPr>
               <w:spacing w:after="160" w:line="259" w:lineRule="auto"/>
-              <w:jc w:val="center"/>
+              <w:rPr>
+                <w:b/>
+                <w:bCs/>
+                <w:kern w:val="2"/>
+                <w14:ligatures w14:val="standardContextual"/>
+              </w:rPr>
+            </w:pPr>
+          </w:p>
+          <w:p>
+            <w:pPr>
+              <w:spacing w:after="160" w:line="259" w:lineRule="auto"/>
               <w:rPr>
                 <w:b/>
                 <w:bCs/>
@@ -1808,17 +1986,17 @@
               </w:rPr>
               <w:t>{{</w:t>
             </w:r>
-            <w:bookmarkStart w:id="8" w:name="OLE_LINK31"/>
-            <w:r>
-              <w:rPr>
-                <w:b/>
-                <w:bCs/>
-                <w:kern w:val="2"/>
-                <w14:ligatures w14:val="standardContextual"/>
-              </w:rPr>
-              <w:t>@approvaAauditSignature1</w:t>
-            </w:r>
-            <w:bookmarkEnd w:id="8"/>
+            <w:bookmarkStart w:id="10" w:name="OLE_LINK32"/>
+            <w:r>
+              <w:rPr>
+                <w:b/>
+                <w:bCs/>
+                <w:kern w:val="2"/>
+                <w14:ligatures w14:val="standardContextual"/>
+              </w:rPr>
+              <w:t>@approvaAauditSignature2</w:t>
+            </w:r>
+            <w:bookmarkEnd w:id="10"/>
             <w:r>
               <w:rPr>
                 <w:b/>
@@ -1832,7 +2010,6 @@
           <w:p>
             <w:pPr>
               <w:spacing w:after="160" w:line="259" w:lineRule="auto"/>
-              <w:jc w:val="center"/>
               <w:rPr>
                 <w:b/>
                 <w:bCs/>
@@ -1844,7 +2021,6 @@
           <w:p>
             <w:pPr>
               <w:spacing w:after="160" w:line="259" w:lineRule="auto"/>
-              <w:jc w:val="center"/>
               <w:rPr>
                 <w:b/>
                 <w:bCs/>
@@ -1861,60 +2037,7 @@
               </w:rPr>
               <w:t>{{</w:t>
             </w:r>
-            <w:bookmarkStart w:id="9" w:name="OLE_LINK32"/>
-            <w:r>
-              <w:rPr>
-                <w:b/>
-                <w:bCs/>
-                <w:kern w:val="2"/>
-                <w14:ligatures w14:val="standardContextual"/>
-              </w:rPr>
-              <w:t>@approvaAauditSignature2</w:t>
-            </w:r>
-            <w:bookmarkEnd w:id="9"/>
-            <w:r>
-              <w:rPr>
-                <w:b/>
-                <w:bCs/>
-                <w:kern w:val="2"/>
-                <w14:ligatures w14:val="standardContextual"/>
-              </w:rPr>
-              <w:t>}}</w:t>
-            </w:r>
-          </w:p>
-          <w:p>
-            <w:pPr>
-              <w:spacing w:after="160" w:line="259" w:lineRule="auto"/>
-              <w:jc w:val="center"/>
-              <w:rPr>
-                <w:b/>
-                <w:bCs/>
-                <w:kern w:val="2"/>
-                <w14:ligatures w14:val="standardContextual"/>
-              </w:rPr>
-            </w:pPr>
-          </w:p>
-          <w:p>
-            <w:pPr>
-              <w:spacing w:after="160" w:line="259" w:lineRule="auto"/>
-              <w:jc w:val="center"/>
-              <w:rPr>
-                <w:b/>
-                <w:bCs/>
-                <w:kern w:val="2"/>
-                <w14:ligatures w14:val="standardContextual"/>
-              </w:rPr>
-            </w:pPr>
-            <w:r>
-              <w:rPr>
-                <w:b/>
-                <w:bCs/>
-                <w:kern w:val="2"/>
-                <w14:ligatures w14:val="standardContextual"/>
-              </w:rPr>
-              <w:t>{{</w:t>
-            </w:r>
-            <w:bookmarkStart w:id="10" w:name="OLE_LINK33"/>
+            <w:bookmarkStart w:id="11" w:name="OLE_LINK33"/>
             <w:r>
               <w:rPr>
                 <w:b/>
@@ -1924,7 +2047,7 @@
               </w:rPr>
               <w:t>@approvaAauditSignature3</w:t>
             </w:r>
-            <w:bookmarkEnd w:id="10"/>
+            <w:bookmarkEnd w:id="11"/>
             <w:r>
               <w:rPr>
                 <w:b/>
@@ -1938,7 +2061,14 @@
         </w:tc>
       </w:tr>
     </w:tbl>
-    <w:p/>
+    <w:p>
+      <w:pPr>
+        <w:rPr>
+          <w:sz w:val="28"/>
+          <w:szCs w:val="28"/>
+        </w:rPr>
+      </w:pPr>
+    </w:p>
     <w:sectPr>
       <w:pgSz w:w="12240" w:h="15840"/>
       <w:pgMar w:top="720" w:right="720" w:bottom="720" w:left="720" w:header="708" w:footer="708" w:gutter="0"/>

--- a/src/src/main/webapp/portal/asset/template/terminated_template_zh.docx
+++ b/src/src/main/webapp/portal/asset/template/terminated_template_zh.docx
@@ -1876,191 +1876,304 @@
           </w:p>
         </w:tc>
       </w:tr>
+    </w:tbl>
+    <w:p>
+      <w:pPr>
+        <w:rPr>
+          <w:sz w:val="28"/>
+          <w:szCs w:val="28"/>
+        </w:rPr>
+      </w:pPr>
+    </w:p>
+    <w:p>
+      <w:pPr>
+        <w:rPr>
+          <w:sz w:val="28"/>
+          <w:szCs w:val="28"/>
+        </w:rPr>
+      </w:pPr>
+    </w:p>
+    <w:p>
+      <w:pPr>
+        <w:spacing w:after="0" w:line="240" w:lineRule="auto"/>
+        <w:ind w:firstLineChars="200" w:firstLine="643"/>
+        <w:rPr>
+          <w:rFonts w:ascii="宋体" w:eastAsia="宋体" w:hAnsi="宋体" w:cs="Calibri"/>
+          <w:b/>
+          <w:bCs/>
+          <w:sz w:val="32"/>
+          <w:szCs w:val="32"/>
+        </w:rPr>
+      </w:pPr>
+      <w:r>
+        <w:rPr>
+          <w:rFonts w:ascii="宋体" w:eastAsia="宋体" w:hAnsi="宋体" w:cs="Calibri" w:hint="eastAsia"/>
+          <w:b/>
+          <w:bCs/>
+          <w:sz w:val="32"/>
+          <w:szCs w:val="32"/>
+        </w:rPr>
+        <w:t>===============================================</w:t>
+      </w:r>
+      <w:r>
+        <w:rPr>
+          <w:rFonts w:ascii="宋体" w:eastAsia="宋体" w:hAnsi="宋体" w:cs="Calibri" w:hint="eastAsia"/>
+          <w:b/>
+          <w:bCs/>
+          <w:sz w:val="32"/>
+          <w:szCs w:val="32"/>
+        </w:rPr>
+        <w:t>=========</w:t>
+      </w:r>
+    </w:p>
+    <w:p>
+      <w:pPr>
+        <w:spacing w:after="0" w:line="240" w:lineRule="auto"/>
+        <w:jc w:val="center"/>
+        <w:rPr>
+          <w:rFonts w:ascii="宋体" w:eastAsia="宋体" w:hAnsi="宋体" w:cs="Calibri"/>
+          <w:b/>
+          <w:bCs/>
+          <w:sz w:val="40"/>
+          <w:szCs w:val="40"/>
+        </w:rPr>
+      </w:pPr>
+      <w:r>
+        <w:rPr>
+          <w:rFonts w:ascii="宋体" w:eastAsia="宋体" w:hAnsi="宋体" w:cs="Calibri" w:hint="eastAsia"/>
+          <w:b/>
+          <w:bCs/>
+          <w:sz w:val="40"/>
+          <w:szCs w:val="40"/>
+        </w:rPr>
+        <w:t>资产</w:t>
+      </w:r>
+      <w:r>
+        <w:rPr>
+          <w:rFonts w:ascii="宋体" w:eastAsia="宋体" w:hAnsi="宋体" w:cs="Calibri" w:hint="eastAsia"/>
+          <w:b/>
+          <w:bCs/>
+          <w:sz w:val="40"/>
+          <w:szCs w:val="40"/>
+        </w:rPr>
+        <w:t>报废</w:t>
+      </w:r>
+      <w:r>
+        <w:rPr>
+          <w:rFonts w:ascii="宋体" w:eastAsia="宋体" w:hAnsi="宋体" w:cs="Calibri" w:hint="eastAsia"/>
+          <w:b/>
+          <w:bCs/>
+          <w:sz w:val="40"/>
+          <w:szCs w:val="40"/>
+        </w:rPr>
+        <w:t>审批记录</w:t>
+      </w:r>
+    </w:p>
+    <w:tbl>
+      <w:tblPr>
+        <w:tblpPr w:leftFromText="180" w:rightFromText="180" w:vertAnchor="text" w:horzAnchor="margin" w:tblpXSpec="center" w:tblpY="274"/>
+        <w:tblW w:w="10808" w:type="dxa"/>
+        <w:tblBorders>
+          <w:top w:val="single" w:sz="4" w:space="0" w:color="auto"/>
+          <w:left w:val="single" w:sz="4" w:space="0" w:color="auto"/>
+          <w:bottom w:val="single" w:sz="4" w:space="0" w:color="auto"/>
+          <w:right w:val="single" w:sz="4" w:space="0" w:color="auto"/>
+          <w:insideH w:val="single" w:sz="4" w:space="0" w:color="auto"/>
+          <w:insideV w:val="single" w:sz="4" w:space="0" w:color="auto"/>
+        </w:tblBorders>
+        <w:tblLook w:val="04A0" w:firstRow="1" w:lastRow="0" w:firstColumn="1" w:lastColumn="0" w:noHBand="0" w:noVBand="1"/>
+      </w:tblPr>
+      <w:tblGrid>
+        <w:gridCol w:w="2303"/>
+        <w:gridCol w:w="3291"/>
+        <w:gridCol w:w="2379"/>
+        <w:gridCol w:w="2835"/>
+      </w:tblGrid>
       <w:tr>
         <w:trPr>
-          <w:trHeight w:val="3456"/>
+          <w:trHeight w:val="699"/>
         </w:trPr>
         <w:tc>
           <w:tcPr>
-            <w:tcW w:w="1197" w:type="dxa"/>
-            <w:vAlign w:val="center"/>
-          </w:tcPr>
-          <w:p>
-            <w:pPr>
-              <w:spacing w:after="160" w:line="259" w:lineRule="auto"/>
-              <w:rPr>
-                <w:b/>
-                <w:bCs/>
-                <w:kern w:val="2"/>
-                <w:sz w:val="24"/>
-                <w:szCs w:val="24"/>
-                <w14:ligatures w14:val="standardContextual"/>
-              </w:rPr>
-            </w:pPr>
-            <w:r>
-              <w:rPr>
-                <w:b/>
-                <w:bCs/>
-                <w:kern w:val="2"/>
-                <w:sz w:val="24"/>
-                <w:szCs w:val="24"/>
-                <w14:ligatures w14:val="standardContextual"/>
-              </w:rPr>
-              <w:t>审核签字</w:t>
-            </w:r>
-          </w:p>
-        </w:tc>
-        <w:tc>
-          <w:tcPr>
-            <w:tcW w:w="9603" w:type="dxa"/>
-            <w:gridSpan w:val="5"/>
-            <w:vAlign w:val="center"/>
-          </w:tcPr>
-          <w:p>
-            <w:pPr>
-              <w:spacing w:after="160" w:line="259" w:lineRule="auto"/>
-              <w:rPr>
-                <w:b/>
-                <w:bCs/>
-                <w:kern w:val="2"/>
-                <w14:ligatures w14:val="standardContextual"/>
-              </w:rPr>
-            </w:pPr>
-            <w:r>
-              <w:rPr>
-                <w:b/>
-                <w:bCs/>
-                <w:kern w:val="2"/>
-                <w14:ligatures w14:val="standardContextual"/>
-              </w:rPr>
-              <w:t>{{</w:t>
-            </w:r>
-            <w:bookmarkStart w:id="9" w:name="OLE_LINK31"/>
-            <w:r>
-              <w:rPr>
-                <w:b/>
-                <w:bCs/>
-                <w:kern w:val="2"/>
-                <w14:ligatures w14:val="standardContextual"/>
-              </w:rPr>
-              <w:t>@approvaAauditSignature1</w:t>
-            </w:r>
-            <w:bookmarkEnd w:id="9"/>
-            <w:r>
-              <w:rPr>
-                <w:b/>
-                <w:bCs/>
-                <w:kern w:val="2"/>
-                <w14:ligatures w14:val="standardContextual"/>
-              </w:rPr>
-              <w:t>}}</w:t>
-            </w:r>
-          </w:p>
-          <w:p>
-            <w:pPr>
-              <w:spacing w:after="160" w:line="259" w:lineRule="auto"/>
-              <w:rPr>
-                <w:b/>
-                <w:bCs/>
-                <w:kern w:val="2"/>
-                <w14:ligatures w14:val="standardContextual"/>
-              </w:rPr>
-            </w:pPr>
-          </w:p>
-          <w:p>
-            <w:pPr>
-              <w:spacing w:after="160" w:line="259" w:lineRule="auto"/>
-              <w:rPr>
-                <w:b/>
-                <w:bCs/>
-                <w:kern w:val="2"/>
-                <w14:ligatures w14:val="standardContextual"/>
-              </w:rPr>
-            </w:pPr>
-            <w:r>
-              <w:rPr>
-                <w:b/>
-                <w:bCs/>
-                <w:kern w:val="2"/>
-                <w14:ligatures w14:val="standardContextual"/>
-              </w:rPr>
-              <w:t>{{</w:t>
-            </w:r>
-            <w:bookmarkStart w:id="10" w:name="OLE_LINK32"/>
-            <w:r>
-              <w:rPr>
-                <w:b/>
-                <w:bCs/>
-                <w:kern w:val="2"/>
-                <w14:ligatures w14:val="standardContextual"/>
-              </w:rPr>
-              <w:t>@approvaAauditSignature2</w:t>
-            </w:r>
-            <w:bookmarkEnd w:id="10"/>
-            <w:r>
-              <w:rPr>
-                <w:b/>
-                <w:bCs/>
-                <w:kern w:val="2"/>
-                <w14:ligatures w14:val="standardContextual"/>
-              </w:rPr>
-              <w:t>}}</w:t>
-            </w:r>
-          </w:p>
-          <w:p>
-            <w:pPr>
-              <w:spacing w:after="160" w:line="259" w:lineRule="auto"/>
-              <w:rPr>
-                <w:b/>
-                <w:bCs/>
-                <w:kern w:val="2"/>
-                <w14:ligatures w14:val="standardContextual"/>
-              </w:rPr>
-            </w:pPr>
-          </w:p>
-          <w:p>
-            <w:pPr>
-              <w:spacing w:after="160" w:line="259" w:lineRule="auto"/>
-              <w:rPr>
-                <w:b/>
-                <w:bCs/>
-                <w:kern w:val="2"/>
-                <w14:ligatures w14:val="standardContextual"/>
-              </w:rPr>
-            </w:pPr>
-            <w:r>
-              <w:rPr>
-                <w:b/>
-                <w:bCs/>
-                <w:kern w:val="2"/>
-                <w14:ligatures w14:val="standardContextual"/>
-              </w:rPr>
-              <w:t>{{</w:t>
-            </w:r>
-            <w:bookmarkStart w:id="11" w:name="OLE_LINK33"/>
-            <w:r>
-              <w:rPr>
-                <w:b/>
-                <w:bCs/>
-                <w:kern w:val="2"/>
-                <w14:ligatures w14:val="standardContextual"/>
-              </w:rPr>
-              <w:t>@approvaAauditSignature3</w:t>
-            </w:r>
-            <w:bookmarkEnd w:id="11"/>
-            <w:r>
-              <w:rPr>
-                <w:b/>
-                <w:bCs/>
-                <w:kern w:val="2"/>
-                <w14:ligatures w14:val="standardContextual"/>
-              </w:rPr>
-              <w:t>}}</w:t>
+            <w:tcW w:w="2303" w:type="dxa"/>
+            <w:tcBorders>
+              <w:top w:val="single" w:sz="4" w:space="0" w:color="auto"/>
+              <w:left w:val="single" w:sz="4" w:space="0" w:color="auto"/>
+              <w:bottom w:val="single" w:sz="4" w:space="0" w:color="auto"/>
+              <w:right w:val="single" w:sz="4" w:space="0" w:color="auto"/>
+            </w:tcBorders>
+            <w:shd w:val="clear" w:color="auto" w:fill="auto"/>
+            <w:vAlign w:val="center"/>
+            <w:hideMark/>
+          </w:tcPr>
+          <w:p>
+            <w:pPr>
+              <w:jc w:val="center"/>
+              <w:rPr>
+                <w:rFonts w:ascii="Calibri" w:eastAsia="等线" w:hAnsi="Calibri"/>
+                <w:b/>
+                <w:sz w:val="28"/>
+                <w:szCs w:val="28"/>
+              </w:rPr>
+            </w:pPr>
+            <w:r>
+              <w:rPr>
+                <w:rFonts w:ascii="宋体" w:eastAsia="宋体" w:hAnsi="宋体" w:cs="Calibri" w:hint="eastAsia"/>
+                <w:b/>
+                <w:bCs/>
+                <w:sz w:val="24"/>
+                <w:szCs w:val="24"/>
+              </w:rPr>
+              <w:t>审批人姓名</w:t>
+            </w:r>
+          </w:p>
+        </w:tc>
+        <w:tc>
+          <w:tcPr>
+            <w:tcW w:w="3291" w:type="dxa"/>
+            <w:tcBorders>
+              <w:top w:val="single" w:sz="4" w:space="0" w:color="auto"/>
+              <w:left w:val="single" w:sz="4" w:space="0" w:color="auto"/>
+              <w:bottom w:val="single" w:sz="4" w:space="0" w:color="auto"/>
+              <w:right w:val="single" w:sz="4" w:space="0" w:color="auto"/>
+            </w:tcBorders>
+            <w:shd w:val="clear" w:color="auto" w:fill="auto"/>
+            <w:vAlign w:val="center"/>
+            <w:hideMark/>
+          </w:tcPr>
+          <w:p>
+            <w:pPr>
+              <w:jc w:val="center"/>
+              <w:rPr>
+                <w:rFonts w:ascii="Calibri" w:eastAsia="等线" w:hAnsi="Calibri"/>
+                <w:b/>
+                <w:sz w:val="28"/>
+                <w:szCs w:val="28"/>
+              </w:rPr>
+            </w:pPr>
+            <w:r>
+              <w:rPr>
+                <w:rFonts w:ascii="宋体" w:eastAsia="宋体" w:hAnsi="宋体" w:cs="Calibri" w:hint="eastAsia"/>
+                <w:b/>
+                <w:bCs/>
+                <w:sz w:val="24"/>
+                <w:szCs w:val="24"/>
+              </w:rPr>
+              <w:t>审批意见</w:t>
+            </w:r>
+          </w:p>
+        </w:tc>
+        <w:tc>
+          <w:tcPr>
+            <w:tcW w:w="2379" w:type="dxa"/>
+            <w:tcBorders>
+              <w:top w:val="single" w:sz="4" w:space="0" w:color="auto"/>
+              <w:left w:val="single" w:sz="4" w:space="0" w:color="auto"/>
+              <w:bottom w:val="single" w:sz="4" w:space="0" w:color="auto"/>
+              <w:right w:val="single" w:sz="4" w:space="0" w:color="auto"/>
+            </w:tcBorders>
+            <w:shd w:val="clear" w:color="auto" w:fill="auto"/>
+            <w:vAlign w:val="center"/>
+            <w:hideMark/>
+          </w:tcPr>
+          <w:p>
+            <w:pPr>
+              <w:jc w:val="center"/>
+              <w:rPr>
+                <w:rFonts w:ascii="Calibri" w:eastAsia="等线" w:hAnsi="Calibri"/>
+                <w:b/>
+                <w:sz w:val="28"/>
+                <w:szCs w:val="28"/>
+              </w:rPr>
+            </w:pPr>
+            <w:r>
+              <w:rPr>
+                <w:rFonts w:ascii="宋体" w:eastAsia="宋体" w:hAnsi="宋体" w:cs="Calibri" w:hint="eastAsia"/>
+                <w:b/>
+                <w:bCs/>
+                <w:sz w:val="24"/>
+                <w:szCs w:val="24"/>
+              </w:rPr>
+              <w:t>审批时间</w:t>
+            </w:r>
+          </w:p>
+        </w:tc>
+        <w:tc>
+          <w:tcPr>
+            <w:tcW w:w="2835" w:type="dxa"/>
+            <w:tcBorders>
+              <w:top w:val="single" w:sz="4" w:space="0" w:color="auto"/>
+              <w:left w:val="single" w:sz="4" w:space="0" w:color="auto"/>
+              <w:bottom w:val="single" w:sz="4" w:space="0" w:color="auto"/>
+              <w:right w:val="single" w:sz="4" w:space="0" w:color="auto"/>
+            </w:tcBorders>
+            <w:shd w:val="clear" w:color="auto" w:fill="auto"/>
+            <w:vAlign w:val="center"/>
+            <w:hideMark/>
+          </w:tcPr>
+          <w:p>
+            <w:pPr>
+              <w:jc w:val="center"/>
+              <w:rPr>
+                <w:rFonts w:ascii="Calibri" w:eastAsia="等线" w:hAnsi="Calibri"/>
+                <w:b/>
+                <w:sz w:val="28"/>
+                <w:szCs w:val="28"/>
+              </w:rPr>
+            </w:pPr>
+            <w:r>
+              <w:rPr>
+                <w:rFonts w:ascii="宋体" w:eastAsia="宋体" w:hAnsi="宋体" w:cs="Calibri" w:hint="eastAsia"/>
+                <w:b/>
+                <w:bCs/>
+                <w:sz w:val="24"/>
+                <w:szCs w:val="24"/>
+              </w:rPr>
+              <w:t>审批人签名</w:t>
+            </w:r>
+          </w:p>
+        </w:tc>
+      </w:tr>
+      <w:tr>
+        <w:trPr>
+          <w:trHeight w:val="699"/>
+        </w:trPr>
+        <w:tc>
+          <w:tcPr>
+            <w:tcW w:w="10808" w:type="dxa"/>
+            <w:gridSpan w:val="4"/>
+            <w:tcBorders>
+              <w:top w:val="single" w:sz="4" w:space="0" w:color="auto"/>
+              <w:left w:val="single" w:sz="4" w:space="0" w:color="auto"/>
+              <w:bottom w:val="single" w:sz="4" w:space="0" w:color="auto"/>
+              <w:right w:val="single" w:sz="4" w:space="0" w:color="auto"/>
+            </w:tcBorders>
+            <w:shd w:val="clear" w:color="auto" w:fill="auto"/>
+            <w:vAlign w:val="center"/>
+          </w:tcPr>
+          <w:p>
+            <w:pPr>
+              <w:jc w:val="center"/>
+              <w:rPr>
+                <w:rFonts w:ascii="宋体" w:eastAsia="宋体" w:hAnsi="宋体" w:cs="Calibri"/>
+                <w:b/>
+                <w:bCs/>
+                <w:sz w:val="24"/>
+                <w:szCs w:val="24"/>
+              </w:rPr>
+            </w:pPr>
+            <w:r>
+              <w:rPr>
+                <w:rFonts w:ascii="Calibri" w:eastAsia="Times New Roman" w:hAnsi="Calibri" w:cs="Calibri"/>
+                <w:color w:val="000000"/>
+              </w:rPr>
+              <w:t>{{list}}</w:t>
             </w:r>
           </w:p>
         </w:tc>
       </w:tr>
     </w:tbl>
+    <w:p/>
     <w:p>
       <w:pPr>
         <w:rPr>

--- a/src/src/main/webapp/portal/asset/template/terminated_template_zh.docx
+++ b/src/src/main/webapp/portal/asset/template/terminated_template_zh.docx
@@ -1879,19 +1879,22 @@
     </w:tbl>
     <w:p>
       <w:pPr>
+        <w:tabs>
+          <w:tab w:val="left" w:pos="2110"/>
+        </w:tabs>
+        <w:rPr>
+          <w:rFonts w:hint="eastAsia"/>
+          <w:sz w:val="28"/>
+          <w:szCs w:val="28"/>
+        </w:rPr>
+      </w:pPr>
+      <w:r>
         <w:rPr>
           <w:sz w:val="28"/>
           <w:szCs w:val="28"/>
         </w:rPr>
-      </w:pPr>
-    </w:p>
-    <w:p>
-      <w:pPr>
-        <w:rPr>
-          <w:sz w:val="28"/>
-          <w:szCs w:val="28"/>
-        </w:rPr>
-      </w:pPr>
+        <w:tab/>
+      </w:r>
     </w:p>
     <w:p>
       <w:pPr>
@@ -1931,42 +1934,25 @@
         <w:spacing w:after="0" w:line="240" w:lineRule="auto"/>
         <w:jc w:val="center"/>
         <w:rPr>
-          <w:rFonts w:ascii="宋体" w:eastAsia="宋体" w:hAnsi="宋体" w:cs="Calibri"/>
           <w:b/>
           <w:bCs/>
-          <w:sz w:val="40"/>
-          <w:szCs w:val="40"/>
+          <w:kern w:val="2"/>
+          <w:sz w:val="36"/>
+          <w:szCs w:val="36"/>
+          <w14:ligatures w14:val="standardContextual"/>
         </w:rPr>
       </w:pPr>
       <w:r>
         <w:rPr>
-          <w:rFonts w:ascii="宋体" w:eastAsia="宋体" w:hAnsi="宋体" w:cs="Calibri" w:hint="eastAsia"/>
+          <w:rFonts w:hint="eastAsia"/>
           <w:b/>
           <w:bCs/>
-          <w:sz w:val="40"/>
-          <w:szCs w:val="40"/>
+          <w:kern w:val="2"/>
+          <w:sz w:val="36"/>
+          <w:szCs w:val="36"/>
+          <w14:ligatures w14:val="standardContextual"/>
         </w:rPr>
-        <w:t>资产</w:t>
-      </w:r>
-      <w:r>
-        <w:rPr>
-          <w:rFonts w:ascii="宋体" w:eastAsia="宋体" w:hAnsi="宋体" w:cs="Calibri" w:hint="eastAsia"/>
-          <w:b/>
-          <w:bCs/>
-          <w:sz w:val="40"/>
-          <w:szCs w:val="40"/>
-        </w:rPr>
-        <w:t>报废</w:t>
-      </w:r>
-      <w:r>
-        <w:rPr>
-          <w:rFonts w:ascii="宋体" w:eastAsia="宋体" w:hAnsi="宋体" w:cs="Calibri" w:hint="eastAsia"/>
-          <w:b/>
-          <w:bCs/>
-          <w:sz w:val="40"/>
-          <w:szCs w:val="40"/>
-        </w:rPr>
-        <w:t>审批记录</w:t>
+        <w:t>资产报废审批记录</w:t>
       </w:r>
     </w:p>
     <w:tbl>
@@ -1991,7 +1977,7 @@
       </w:tblGrid>
       <w:tr>
         <w:trPr>
-          <w:trHeight w:val="699"/>
+          <w:trHeight w:val="557"/>
         </w:trPr>
         <w:tc>
           <w:tcPr>
@@ -2008,7 +1994,7 @@
           </w:tcPr>
           <w:p>
             <w:pPr>
-              <w:jc w:val="center"/>
+              <w:spacing w:after="0" w:line="240" w:lineRule="auto"/>
               <w:rPr>
                 <w:rFonts w:ascii="Calibri" w:eastAsia="等线" w:hAnsi="Calibri"/>
                 <w:b/>
@@ -2018,11 +2004,13 @@
             </w:pPr>
             <w:r>
               <w:rPr>
-                <w:rFonts w:ascii="宋体" w:eastAsia="宋体" w:hAnsi="宋体" w:cs="Calibri" w:hint="eastAsia"/>
-                <w:b/>
-                <w:bCs/>
-                <w:sz w:val="24"/>
-                <w:szCs w:val="24"/>
+                <w:rFonts w:hint="eastAsia"/>
+                <w:b/>
+                <w:bCs/>
+                <w:kern w:val="2"/>
+                <w:sz w:val="24"/>
+                <w:szCs w:val="24"/>
+                <w14:ligatures w14:val="standardContextual"/>
               </w:rPr>
               <w:t>审批人姓名</w:t>
             </w:r>
@@ -2043,7 +2031,7 @@
           </w:tcPr>
           <w:p>
             <w:pPr>
-              <w:jc w:val="center"/>
+              <w:spacing w:after="0" w:line="240" w:lineRule="auto"/>
               <w:rPr>
                 <w:rFonts w:ascii="Calibri" w:eastAsia="等线" w:hAnsi="Calibri"/>
                 <w:b/>
@@ -2053,11 +2041,13 @@
             </w:pPr>
             <w:r>
               <w:rPr>
-                <w:rFonts w:ascii="宋体" w:eastAsia="宋体" w:hAnsi="宋体" w:cs="Calibri" w:hint="eastAsia"/>
-                <w:b/>
-                <w:bCs/>
-                <w:sz w:val="24"/>
-                <w:szCs w:val="24"/>
+                <w:rFonts w:hint="eastAsia"/>
+                <w:b/>
+                <w:bCs/>
+                <w:kern w:val="2"/>
+                <w:sz w:val="24"/>
+                <w:szCs w:val="24"/>
+                <w14:ligatures w14:val="standardContextual"/>
               </w:rPr>
               <w:t>审批意见</w:t>
             </w:r>
@@ -2078,7 +2068,7 @@
           </w:tcPr>
           <w:p>
             <w:pPr>
-              <w:jc w:val="center"/>
+              <w:spacing w:after="0" w:line="240" w:lineRule="auto"/>
               <w:rPr>
                 <w:rFonts w:ascii="Calibri" w:eastAsia="等线" w:hAnsi="Calibri"/>
                 <w:b/>
@@ -2088,11 +2078,13 @@
             </w:pPr>
             <w:r>
               <w:rPr>
-                <w:rFonts w:ascii="宋体" w:eastAsia="宋体" w:hAnsi="宋体" w:cs="Calibri" w:hint="eastAsia"/>
-                <w:b/>
-                <w:bCs/>
-                <w:sz w:val="24"/>
-                <w:szCs w:val="24"/>
+                <w:rFonts w:hint="eastAsia"/>
+                <w:b/>
+                <w:bCs/>
+                <w:kern w:val="2"/>
+                <w:sz w:val="24"/>
+                <w:szCs w:val="24"/>
+                <w14:ligatures w14:val="standardContextual"/>
               </w:rPr>
               <w:t>审批时间</w:t>
             </w:r>
@@ -2113,7 +2105,7 @@
           </w:tcPr>
           <w:p>
             <w:pPr>
-              <w:jc w:val="center"/>
+              <w:spacing w:after="0" w:line="240" w:lineRule="auto"/>
               <w:rPr>
                 <w:rFonts w:ascii="Calibri" w:eastAsia="等线" w:hAnsi="Calibri"/>
                 <w:b/>
@@ -2123,11 +2115,13 @@
             </w:pPr>
             <w:r>
               <w:rPr>
-                <w:rFonts w:ascii="宋体" w:eastAsia="宋体" w:hAnsi="宋体" w:cs="Calibri" w:hint="eastAsia"/>
-                <w:b/>
-                <w:bCs/>
-                <w:sz w:val="24"/>
-                <w:szCs w:val="24"/>
+                <w:rFonts w:hint="eastAsia"/>
+                <w:b/>
+                <w:bCs/>
+                <w:kern w:val="2"/>
+                <w:sz w:val="24"/>
+                <w:szCs w:val="24"/>
+                <w14:ligatures w14:val="standardContextual"/>
               </w:rPr>
               <w:t>审批人签名</w:t>
             </w:r>
@@ -2136,7 +2130,7 @@
       </w:tr>
       <w:tr>
         <w:trPr>
-          <w:trHeight w:val="699"/>
+          <w:trHeight w:val="551"/>
         </w:trPr>
         <w:tc>
           <w:tcPr>
